--- a/saada doc.docx
+++ b/saada doc.docx
@@ -687,8 +687,6 @@
           <w:szCs w:val="24"/>
         </w:rPr>
       </w:pPr>
-      <w:bookmarkStart w:id="0" w:name="_GoBack"/>
-      <w:bookmarkEnd w:id="0"/>
     </w:p>
     <w:p>
       <w:pPr>
@@ -1294,7 +1292,7 @@
           <w:szCs w:val="24"/>
         </w:rPr>
         <w:pict>
-          <v:rect id="_x0000_i1028" style="width:0;height:1.5pt" o:hralign="center" o:hrstd="t" o:hr="t" fillcolor="#a0a0a0" stroked="f"/>
+          <v:rect id="_x0000_i1025" style="width:0;height:1.5pt" o:hralign="center" o:hrstd="t" o:hr="t" fillcolor="#a0a0a0" stroked="f"/>
         </w:pict>
       </w:r>
     </w:p>
@@ -2205,7 +2203,7 @@
           <w:szCs w:val="24"/>
         </w:rPr>
         <w:pict>
-          <v:rect id="_x0000_i1029" style="width:0;height:1.5pt" o:hralign="center" o:hrstd="t" o:hr="t" fillcolor="#a0a0a0" stroked="f"/>
+          <v:rect id="_x0000_i1026" style="width:0;height:1.5pt" o:hralign="center" o:hrstd="t" o:hr="t" fillcolor="#a0a0a0" stroked="f"/>
         </w:pict>
       </w:r>
     </w:p>
@@ -2518,7 +2516,7 @@
           <w:szCs w:val="24"/>
         </w:rPr>
         <w:pict>
-          <v:rect id="_x0000_i1030" style="width:0;height:1.5pt" o:hralign="center" o:hrstd="t" o:hr="t" fillcolor="#a0a0a0" stroked="f"/>
+          <v:rect id="_x0000_i1027" style="width:0;height:1.5pt" o:hralign="center" o:hrstd="t" o:hr="t" fillcolor="#a0a0a0" stroked="f"/>
         </w:pict>
       </w:r>
     </w:p>
@@ -2861,7 +2859,7 @@
           <w:szCs w:val="24"/>
         </w:rPr>
         <w:pict>
-          <v:rect id="_x0000_i1031" style="width:0;height:1.5pt" o:hralign="center" o:hrstd="t" o:hr="t" fillcolor="#a0a0a0" stroked="f"/>
+          <v:rect id="_x0000_i1028" style="width:0;height:1.5pt" o:hralign="center" o:hrstd="t" o:hr="t" fillcolor="#a0a0a0" stroked="f"/>
         </w:pict>
       </w:r>
     </w:p>
@@ -3276,7 +3274,7 @@
           <w:szCs w:val="24"/>
         </w:rPr>
         <w:pict>
-          <v:rect id="_x0000_i1032" style="width:0;height:1.5pt" o:hralign="center" o:hrstd="t" o:hr="t" fillcolor="#a0a0a0" stroked="f"/>
+          <v:rect id="_x0000_i1029" style="width:0;height:1.5pt" o:hralign="center" o:hrstd="t" o:hr="t" fillcolor="#a0a0a0" stroked="f"/>
         </w:pict>
       </w:r>
     </w:p>
@@ -3506,7 +3504,7 @@
           <w:szCs w:val="24"/>
         </w:rPr>
         <w:pict>
-          <v:rect id="_x0000_i1033" style="width:0;height:1.5pt" o:hralign="center" o:hrstd="t" o:hr="t" fillcolor="#a0a0a0" stroked="f"/>
+          <v:rect id="_x0000_i1030" style="width:0;height:1.5pt" o:hralign="center" o:hrstd="t" o:hr="t" fillcolor="#a0a0a0" stroked="f"/>
         </w:pict>
       </w:r>
     </w:p>
@@ -3711,7 +3709,7 @@
           <w:szCs w:val="24"/>
         </w:rPr>
         <w:pict>
-          <v:rect id="_x0000_i1034" style="width:0;height:1.5pt" o:hralign="center" o:hrstd="t" o:hr="t" fillcolor="#a0a0a0" stroked="f"/>
+          <v:rect id="_x0000_i1031" style="width:0;height:1.5pt" o:hralign="center" o:hrstd="t" o:hr="t" fillcolor="#a0a0a0" stroked="f"/>
         </w:pict>
       </w:r>
     </w:p>
@@ -4235,7 +4233,7 @@
           <w:szCs w:val="24"/>
         </w:rPr>
         <w:pict>
-          <v:rect id="_x0000_i1035" style="width:0;height:1.5pt" o:hralign="center" o:hrstd="t" o:hr="t" fillcolor="#a0a0a0" stroked="f"/>
+          <v:rect id="_x0000_i1032" style="width:0;height:1.5pt" o:hralign="center" o:hrstd="t" o:hr="t" fillcolor="#a0a0a0" stroked="f"/>
         </w:pict>
       </w:r>
     </w:p>
@@ -4410,7 +4408,7 @@
           <w:szCs w:val="24"/>
         </w:rPr>
         <w:pict>
-          <v:rect id="_x0000_i1036" style="width:0;height:1.5pt" o:hralign="center" o:hrstd="t" o:hr="t" fillcolor="#a0a0a0" stroked="f"/>
+          <v:rect id="_x0000_i1033" style="width:0;height:1.5pt" o:hralign="center" o:hrstd="t" o:hr="t" fillcolor="#a0a0a0" stroked="f"/>
         </w:pict>
       </w:r>
     </w:p>
@@ -4781,7 +4779,7 @@
           <w:szCs w:val="24"/>
         </w:rPr>
         <w:pict>
-          <v:rect id="_x0000_i1037" style="width:0;height:1.5pt" o:hralign="center" o:hrstd="t" o:hr="t" fillcolor="#a0a0a0" stroked="f"/>
+          <v:rect id="_x0000_i1034" style="width:0;height:1.5pt" o:hralign="center" o:hrstd="t" o:hr="t" fillcolor="#a0a0a0" stroked="f"/>
         </w:pict>
       </w:r>
     </w:p>
@@ -4912,7 +4910,7 @@
           <w:szCs w:val="24"/>
         </w:rPr>
         <w:pict>
-          <v:rect id="_x0000_i1038" style="width:0;height:1.5pt" o:hralign="center" o:hrstd="t" o:hr="t" fillcolor="#a0a0a0" stroked="f"/>
+          <v:rect id="_x0000_i1035" style="width:0;height:1.5pt" o:hralign="center" o:hrstd="t" o:hr="t" fillcolor="#a0a0a0" stroked="f"/>
         </w:pict>
       </w:r>
     </w:p>
@@ -5111,7 +5109,7 @@
           <w:szCs w:val="24"/>
         </w:rPr>
         <w:pict>
-          <v:rect id="_x0000_i1039" style="width:0;height:1.5pt" o:hralign="center" o:hrstd="t" o:hr="t" fillcolor="#a0a0a0" stroked="f"/>
+          <v:rect id="_x0000_i1036" style="width:0;height:1.5pt" o:hralign="center" o:hrstd="t" o:hr="t" fillcolor="#a0a0a0" stroked="f"/>
         </w:pict>
       </w:r>
     </w:p>
@@ -5298,7 +5296,7 @@
           <w:szCs w:val="24"/>
         </w:rPr>
         <w:pict>
-          <v:rect id="_x0000_i1040" style="width:0;height:1.5pt" o:hralign="center" o:hrstd="t" o:hr="t" fillcolor="#a0a0a0" stroked="f"/>
+          <v:rect id="_x0000_i1037" style="width:0;height:1.5pt" o:hralign="center" o:hrstd="t" o:hr="t" fillcolor="#a0a0a0" stroked="f"/>
         </w:pict>
       </w:r>
     </w:p>
@@ -5472,7 +5470,1217 @@
         <w:t xml:space="preserve">Get smarter responses, upload files and images, and </w:t>
       </w:r>
     </w:p>
-    <w:p/>
+    <w:p>
+      <w:pPr>
+        <w:spacing w:before="100" w:beforeAutospacing="1" w:after="100" w:afterAutospacing="1" w:line="240" w:lineRule="auto"/>
+        <w:outlineLvl w:val="1"/>
+        <w:rPr>
+          <w:rFonts w:ascii="Times New Roman" w:eastAsia="Times New Roman" w:hAnsi="Times New Roman" w:cs="Times New Roman"/>
+          <w:b/>
+          <w:bCs/>
+          <w:sz w:val="36"/>
+          <w:szCs w:val="36"/>
+        </w:rPr>
+      </w:pPr>
+      <w:r>
+        <w:rPr>
+          <w:rFonts w:ascii="Times New Roman" w:eastAsia="Times New Roman" w:hAnsi="Times New Roman" w:cs="Times New Roman"/>
+          <w:b/>
+          <w:bCs/>
+          <w:sz w:val="36"/>
+          <w:szCs w:val="36"/>
+        </w:rPr>
+        <w:t>User (Task Poster / Helper)</w:t>
+      </w:r>
+    </w:p>
+    <w:p>
+      <w:pPr>
+        <w:numPr>
+          <w:ilvl w:val="0"/>
+          <w:numId w:val="29"/>
+        </w:numPr>
+        <w:spacing w:before="100" w:beforeAutospacing="1" w:after="100" w:afterAutospacing="1" w:line="240" w:lineRule="auto"/>
+        <w:rPr>
+          <w:rFonts w:ascii="Times New Roman" w:eastAsia="Times New Roman" w:hAnsi="Times New Roman" w:cs="Times New Roman"/>
+          <w:sz w:val="24"/>
+          <w:szCs w:val="24"/>
+        </w:rPr>
+      </w:pPr>
+      <w:r>
+        <w:rPr>
+          <w:rFonts w:ascii="Times New Roman" w:eastAsia="Times New Roman" w:hAnsi="Times New Roman" w:cs="Times New Roman"/>
+          <w:b/>
+          <w:bCs/>
+          <w:sz w:val="24"/>
+          <w:szCs w:val="24"/>
+        </w:rPr>
+        <w:t>Register / Login</w:t>
+      </w:r>
+      <w:r>
+        <w:rPr>
+          <w:rFonts w:ascii="Times New Roman" w:eastAsia="Times New Roman" w:hAnsi="Times New Roman" w:cs="Times New Roman"/>
+          <w:sz w:val="24"/>
+          <w:szCs w:val="24"/>
+        </w:rPr>
+        <w:br/>
+        <w:t xml:space="preserve">→ Controlled forms, input validation, </w:t>
+      </w:r>
+      <w:proofErr w:type="spellStart"/>
+      <w:r>
+        <w:rPr>
+          <w:rFonts w:ascii="Times New Roman" w:eastAsia="Times New Roman" w:hAnsi="Times New Roman" w:cs="Times New Roman"/>
+          <w:sz w:val="24"/>
+          <w:szCs w:val="24"/>
+        </w:rPr>
+        <w:t>async</w:t>
+      </w:r>
+      <w:proofErr w:type="spellEnd"/>
+      <w:r>
+        <w:rPr>
+          <w:rFonts w:ascii="Times New Roman" w:eastAsia="Times New Roman" w:hAnsi="Times New Roman" w:cs="Times New Roman"/>
+          <w:sz w:val="24"/>
+          <w:szCs w:val="24"/>
+        </w:rPr>
+        <w:t xml:space="preserve">/await, Firebase </w:t>
+      </w:r>
+      <w:proofErr w:type="spellStart"/>
+      <w:r>
+        <w:rPr>
+          <w:rFonts w:ascii="Times New Roman" w:eastAsia="Times New Roman" w:hAnsi="Times New Roman" w:cs="Times New Roman"/>
+          <w:sz w:val="24"/>
+          <w:szCs w:val="24"/>
+        </w:rPr>
+        <w:t>Auth</w:t>
+      </w:r>
+      <w:proofErr w:type="spellEnd"/>
+    </w:p>
+    <w:p>
+      <w:pPr>
+        <w:numPr>
+          <w:ilvl w:val="0"/>
+          <w:numId w:val="29"/>
+        </w:numPr>
+        <w:spacing w:before="100" w:beforeAutospacing="1" w:after="100" w:afterAutospacing="1" w:line="240" w:lineRule="auto"/>
+        <w:rPr>
+          <w:rFonts w:ascii="Times New Roman" w:eastAsia="Times New Roman" w:hAnsi="Times New Roman" w:cs="Times New Roman"/>
+          <w:sz w:val="24"/>
+          <w:szCs w:val="24"/>
+        </w:rPr>
+      </w:pPr>
+      <w:r>
+        <w:rPr>
+          <w:rFonts w:ascii="Times New Roman" w:eastAsia="Times New Roman" w:hAnsi="Times New Roman" w:cs="Times New Roman"/>
+          <w:b/>
+          <w:bCs/>
+          <w:sz w:val="24"/>
+          <w:szCs w:val="24"/>
+        </w:rPr>
+        <w:t>Persist session</w:t>
+      </w:r>
+      <w:r>
+        <w:rPr>
+          <w:rFonts w:ascii="Times New Roman" w:eastAsia="Times New Roman" w:hAnsi="Times New Roman" w:cs="Times New Roman"/>
+          <w:sz w:val="24"/>
+          <w:szCs w:val="24"/>
+        </w:rPr>
+        <w:br/>
+        <w:t xml:space="preserve">→ Context API, global state, </w:t>
+      </w:r>
+      <w:proofErr w:type="spellStart"/>
+      <w:r>
+        <w:rPr>
+          <w:rFonts w:ascii="Courier New" w:eastAsia="Times New Roman" w:hAnsi="Courier New" w:cs="Courier New"/>
+          <w:sz w:val="20"/>
+          <w:szCs w:val="20"/>
+        </w:rPr>
+        <w:t>useEffect</w:t>
+      </w:r>
+      <w:proofErr w:type="spellEnd"/>
+      <w:r>
+        <w:rPr>
+          <w:rFonts w:ascii="Times New Roman" w:eastAsia="Times New Roman" w:hAnsi="Times New Roman" w:cs="Times New Roman"/>
+          <w:sz w:val="24"/>
+          <w:szCs w:val="24"/>
+        </w:rPr>
+        <w:t xml:space="preserve">, </w:t>
+      </w:r>
+      <w:proofErr w:type="spellStart"/>
+      <w:r>
+        <w:rPr>
+          <w:rFonts w:ascii="Times New Roman" w:eastAsia="Times New Roman" w:hAnsi="Times New Roman" w:cs="Times New Roman"/>
+          <w:sz w:val="24"/>
+          <w:szCs w:val="24"/>
+        </w:rPr>
+        <w:t>auth</w:t>
+      </w:r>
+      <w:proofErr w:type="spellEnd"/>
+      <w:r>
+        <w:rPr>
+          <w:rFonts w:ascii="Times New Roman" w:eastAsia="Times New Roman" w:hAnsi="Times New Roman" w:cs="Times New Roman"/>
+          <w:sz w:val="24"/>
+          <w:szCs w:val="24"/>
+        </w:rPr>
+        <w:t xml:space="preserve"> state listeners</w:t>
+      </w:r>
+    </w:p>
+    <w:p>
+      <w:pPr>
+        <w:numPr>
+          <w:ilvl w:val="0"/>
+          <w:numId w:val="29"/>
+        </w:numPr>
+        <w:spacing w:before="100" w:beforeAutospacing="1" w:after="100" w:afterAutospacing="1" w:line="240" w:lineRule="auto"/>
+        <w:rPr>
+          <w:rFonts w:ascii="Times New Roman" w:eastAsia="Times New Roman" w:hAnsi="Times New Roman" w:cs="Times New Roman"/>
+          <w:sz w:val="24"/>
+          <w:szCs w:val="24"/>
+        </w:rPr>
+      </w:pPr>
+      <w:r>
+        <w:rPr>
+          <w:rFonts w:ascii="Times New Roman" w:eastAsia="Times New Roman" w:hAnsi="Times New Roman" w:cs="Times New Roman"/>
+          <w:b/>
+          <w:bCs/>
+          <w:sz w:val="24"/>
+          <w:szCs w:val="24"/>
+        </w:rPr>
+        <w:t>Protected routes</w:t>
+      </w:r>
+      <w:r>
+        <w:rPr>
+          <w:rFonts w:ascii="Times New Roman" w:eastAsia="Times New Roman" w:hAnsi="Times New Roman" w:cs="Times New Roman"/>
+          <w:sz w:val="24"/>
+          <w:szCs w:val="24"/>
+        </w:rPr>
+        <w:br/>
+        <w:t xml:space="preserve">→ React Router, conditional rendering, </w:t>
+      </w:r>
+      <w:proofErr w:type="spellStart"/>
+      <w:r>
+        <w:rPr>
+          <w:rFonts w:ascii="Times New Roman" w:eastAsia="Times New Roman" w:hAnsi="Times New Roman" w:cs="Times New Roman"/>
+          <w:sz w:val="24"/>
+          <w:szCs w:val="24"/>
+        </w:rPr>
+        <w:t>PrivateRoute</w:t>
+      </w:r>
+      <w:proofErr w:type="spellEnd"/>
+      <w:r>
+        <w:rPr>
+          <w:rFonts w:ascii="Times New Roman" w:eastAsia="Times New Roman" w:hAnsi="Times New Roman" w:cs="Times New Roman"/>
+          <w:sz w:val="24"/>
+          <w:szCs w:val="24"/>
+        </w:rPr>
+        <w:t xml:space="preserve"> pattern</w:t>
+      </w:r>
+    </w:p>
+    <w:p>
+      <w:pPr>
+        <w:numPr>
+          <w:ilvl w:val="0"/>
+          <w:numId w:val="29"/>
+        </w:numPr>
+        <w:spacing w:before="100" w:beforeAutospacing="1" w:after="100" w:afterAutospacing="1" w:line="240" w:lineRule="auto"/>
+        <w:rPr>
+          <w:rFonts w:ascii="Times New Roman" w:eastAsia="Times New Roman" w:hAnsi="Times New Roman" w:cs="Times New Roman"/>
+          <w:sz w:val="24"/>
+          <w:szCs w:val="24"/>
+        </w:rPr>
+      </w:pPr>
+      <w:r>
+        <w:rPr>
+          <w:rFonts w:ascii="Times New Roman" w:eastAsia="Times New Roman" w:hAnsi="Times New Roman" w:cs="Times New Roman"/>
+          <w:b/>
+          <w:bCs/>
+          <w:sz w:val="24"/>
+          <w:szCs w:val="24"/>
+        </w:rPr>
+        <w:t>Post an errand</w:t>
+      </w:r>
+      <w:r>
+        <w:rPr>
+          <w:rFonts w:ascii="Times New Roman" w:eastAsia="Times New Roman" w:hAnsi="Times New Roman" w:cs="Times New Roman"/>
+          <w:sz w:val="24"/>
+          <w:szCs w:val="24"/>
+        </w:rPr>
+        <w:br/>
+        <w:t xml:space="preserve">→ Controlled components, form handling, </w:t>
+      </w:r>
+      <w:proofErr w:type="spellStart"/>
+      <w:r>
+        <w:rPr>
+          <w:rFonts w:ascii="Times New Roman" w:eastAsia="Times New Roman" w:hAnsi="Times New Roman" w:cs="Times New Roman"/>
+          <w:sz w:val="24"/>
+          <w:szCs w:val="24"/>
+        </w:rPr>
+        <w:t>Firestore</w:t>
+      </w:r>
+      <w:proofErr w:type="spellEnd"/>
+      <w:r>
+        <w:rPr>
+          <w:rFonts w:ascii="Times New Roman" w:eastAsia="Times New Roman" w:hAnsi="Times New Roman" w:cs="Times New Roman"/>
+          <w:sz w:val="24"/>
+          <w:szCs w:val="24"/>
+        </w:rPr>
+        <w:t xml:space="preserve"> </w:t>
+      </w:r>
+      <w:r>
+        <w:rPr>
+          <w:rFonts w:ascii="Courier New" w:eastAsia="Times New Roman" w:hAnsi="Courier New" w:cs="Courier New"/>
+          <w:sz w:val="20"/>
+          <w:szCs w:val="20"/>
+        </w:rPr>
+        <w:t>add</w:t>
+      </w:r>
+      <w:r>
+        <w:rPr>
+          <w:rFonts w:ascii="Times New Roman" w:eastAsia="Times New Roman" w:hAnsi="Times New Roman" w:cs="Times New Roman"/>
+          <w:sz w:val="24"/>
+          <w:szCs w:val="24"/>
+        </w:rPr>
+        <w:t xml:space="preserve"> (CRUD)</w:t>
+      </w:r>
+    </w:p>
+    <w:p>
+      <w:pPr>
+        <w:numPr>
+          <w:ilvl w:val="0"/>
+          <w:numId w:val="29"/>
+        </w:numPr>
+        <w:spacing w:before="100" w:beforeAutospacing="1" w:after="100" w:afterAutospacing="1" w:line="240" w:lineRule="auto"/>
+        <w:rPr>
+          <w:rFonts w:ascii="Times New Roman" w:eastAsia="Times New Roman" w:hAnsi="Times New Roman" w:cs="Times New Roman"/>
+          <w:sz w:val="24"/>
+          <w:szCs w:val="24"/>
+        </w:rPr>
+      </w:pPr>
+      <w:r>
+        <w:rPr>
+          <w:rFonts w:ascii="Times New Roman" w:eastAsia="Times New Roman" w:hAnsi="Times New Roman" w:cs="Times New Roman"/>
+          <w:b/>
+          <w:bCs/>
+          <w:sz w:val="24"/>
+          <w:szCs w:val="24"/>
+        </w:rPr>
+        <w:t>View available errands</w:t>
+      </w:r>
+      <w:r>
+        <w:rPr>
+          <w:rFonts w:ascii="Times New Roman" w:eastAsia="Times New Roman" w:hAnsi="Times New Roman" w:cs="Times New Roman"/>
+          <w:sz w:val="24"/>
+          <w:szCs w:val="24"/>
+        </w:rPr>
+        <w:br/>
+        <w:t xml:space="preserve">→ </w:t>
+      </w:r>
+      <w:proofErr w:type="spellStart"/>
+      <w:r>
+        <w:rPr>
+          <w:rFonts w:ascii="Courier New" w:eastAsia="Times New Roman" w:hAnsi="Courier New" w:cs="Courier New"/>
+          <w:sz w:val="20"/>
+          <w:szCs w:val="20"/>
+        </w:rPr>
+        <w:t>useEffect</w:t>
+      </w:r>
+      <w:proofErr w:type="spellEnd"/>
+      <w:r>
+        <w:rPr>
+          <w:rFonts w:ascii="Times New Roman" w:eastAsia="Times New Roman" w:hAnsi="Times New Roman" w:cs="Times New Roman"/>
+          <w:sz w:val="24"/>
+          <w:szCs w:val="24"/>
+        </w:rPr>
+        <w:t xml:space="preserve">, API/data fetching, </w:t>
+      </w:r>
+      <w:r>
+        <w:rPr>
+          <w:rFonts w:ascii="Courier New" w:eastAsia="Times New Roman" w:hAnsi="Courier New" w:cs="Courier New"/>
+          <w:sz w:val="20"/>
+          <w:szCs w:val="20"/>
+        </w:rPr>
+        <w:t>map()</w:t>
+      </w:r>
+      <w:r>
+        <w:rPr>
+          <w:rFonts w:ascii="Times New Roman" w:eastAsia="Times New Roman" w:hAnsi="Times New Roman" w:cs="Times New Roman"/>
+          <w:sz w:val="24"/>
+          <w:szCs w:val="24"/>
+        </w:rPr>
+        <w:t xml:space="preserve"> rendering lists</w:t>
+      </w:r>
+    </w:p>
+    <w:p>
+      <w:pPr>
+        <w:numPr>
+          <w:ilvl w:val="0"/>
+          <w:numId w:val="29"/>
+        </w:numPr>
+        <w:spacing w:before="100" w:beforeAutospacing="1" w:after="100" w:afterAutospacing="1" w:line="240" w:lineRule="auto"/>
+        <w:rPr>
+          <w:rFonts w:ascii="Times New Roman" w:eastAsia="Times New Roman" w:hAnsi="Times New Roman" w:cs="Times New Roman"/>
+          <w:sz w:val="24"/>
+          <w:szCs w:val="24"/>
+        </w:rPr>
+      </w:pPr>
+      <w:r>
+        <w:rPr>
+          <w:rFonts w:ascii="Times New Roman" w:eastAsia="Times New Roman" w:hAnsi="Times New Roman" w:cs="Times New Roman"/>
+          <w:b/>
+          <w:bCs/>
+          <w:sz w:val="24"/>
+          <w:szCs w:val="24"/>
+        </w:rPr>
+        <w:t>Filter errands (category/location)</w:t>
+      </w:r>
+      <w:r>
+        <w:rPr>
+          <w:rFonts w:ascii="Times New Roman" w:eastAsia="Times New Roman" w:hAnsi="Times New Roman" w:cs="Times New Roman"/>
+          <w:sz w:val="24"/>
+          <w:szCs w:val="24"/>
+        </w:rPr>
+        <w:br/>
+        <w:t xml:space="preserve">→ JavaScript </w:t>
+      </w:r>
+      <w:r>
+        <w:rPr>
+          <w:rFonts w:ascii="Courier New" w:eastAsia="Times New Roman" w:hAnsi="Courier New" w:cs="Courier New"/>
+          <w:sz w:val="20"/>
+          <w:szCs w:val="20"/>
+        </w:rPr>
+        <w:t>filter()</w:t>
+      </w:r>
+      <w:r>
+        <w:rPr>
+          <w:rFonts w:ascii="Times New Roman" w:eastAsia="Times New Roman" w:hAnsi="Times New Roman" w:cs="Times New Roman"/>
+          <w:sz w:val="24"/>
+          <w:szCs w:val="24"/>
+        </w:rPr>
+        <w:t>, derived state</w:t>
+      </w:r>
+    </w:p>
+    <w:p>
+      <w:pPr>
+        <w:numPr>
+          <w:ilvl w:val="0"/>
+          <w:numId w:val="29"/>
+        </w:numPr>
+        <w:spacing w:before="100" w:beforeAutospacing="1" w:after="100" w:afterAutospacing="1" w:line="240" w:lineRule="auto"/>
+        <w:rPr>
+          <w:rFonts w:ascii="Times New Roman" w:eastAsia="Times New Roman" w:hAnsi="Times New Roman" w:cs="Times New Roman"/>
+          <w:sz w:val="24"/>
+          <w:szCs w:val="24"/>
+        </w:rPr>
+      </w:pPr>
+      <w:r>
+        <w:rPr>
+          <w:rFonts w:ascii="Times New Roman" w:eastAsia="Times New Roman" w:hAnsi="Times New Roman" w:cs="Times New Roman"/>
+          <w:b/>
+          <w:bCs/>
+          <w:sz w:val="24"/>
+          <w:szCs w:val="24"/>
+        </w:rPr>
+        <w:t>Claim an errand</w:t>
+      </w:r>
+      <w:r>
+        <w:rPr>
+          <w:rFonts w:ascii="Times New Roman" w:eastAsia="Times New Roman" w:hAnsi="Times New Roman" w:cs="Times New Roman"/>
+          <w:sz w:val="24"/>
+          <w:szCs w:val="24"/>
+        </w:rPr>
+        <w:br/>
+        <w:t xml:space="preserve">→ State updates, object mutation, conditional UI, </w:t>
+      </w:r>
+      <w:proofErr w:type="spellStart"/>
+      <w:r>
+        <w:rPr>
+          <w:rFonts w:ascii="Times New Roman" w:eastAsia="Times New Roman" w:hAnsi="Times New Roman" w:cs="Times New Roman"/>
+          <w:sz w:val="24"/>
+          <w:szCs w:val="24"/>
+        </w:rPr>
+        <w:t>Firestore</w:t>
+      </w:r>
+      <w:proofErr w:type="spellEnd"/>
+      <w:r>
+        <w:rPr>
+          <w:rFonts w:ascii="Times New Roman" w:eastAsia="Times New Roman" w:hAnsi="Times New Roman" w:cs="Times New Roman"/>
+          <w:sz w:val="24"/>
+          <w:szCs w:val="24"/>
+        </w:rPr>
+        <w:t xml:space="preserve"> </w:t>
+      </w:r>
+      <w:r>
+        <w:rPr>
+          <w:rFonts w:ascii="Courier New" w:eastAsia="Times New Roman" w:hAnsi="Courier New" w:cs="Courier New"/>
+          <w:sz w:val="20"/>
+          <w:szCs w:val="20"/>
+        </w:rPr>
+        <w:t>update</w:t>
+      </w:r>
+    </w:p>
+    <w:p>
+      <w:pPr>
+        <w:numPr>
+          <w:ilvl w:val="0"/>
+          <w:numId w:val="29"/>
+        </w:numPr>
+        <w:spacing w:before="100" w:beforeAutospacing="1" w:after="100" w:afterAutospacing="1" w:line="240" w:lineRule="auto"/>
+        <w:rPr>
+          <w:rFonts w:ascii="Times New Roman" w:eastAsia="Times New Roman" w:hAnsi="Times New Roman" w:cs="Times New Roman"/>
+          <w:sz w:val="24"/>
+          <w:szCs w:val="24"/>
+        </w:rPr>
+      </w:pPr>
+      <w:r>
+        <w:rPr>
+          <w:rFonts w:ascii="Times New Roman" w:eastAsia="Times New Roman" w:hAnsi="Times New Roman" w:cs="Times New Roman"/>
+          <w:b/>
+          <w:bCs/>
+          <w:sz w:val="24"/>
+          <w:szCs w:val="24"/>
+        </w:rPr>
+        <w:t>Mark errand as completed</w:t>
+      </w:r>
+      <w:r>
+        <w:rPr>
+          <w:rFonts w:ascii="Times New Roman" w:eastAsia="Times New Roman" w:hAnsi="Times New Roman" w:cs="Times New Roman"/>
+          <w:sz w:val="24"/>
+          <w:szCs w:val="24"/>
+        </w:rPr>
+        <w:br/>
+        <w:t xml:space="preserve">→ Status-based rendering, business logic in UI, </w:t>
+      </w:r>
+      <w:proofErr w:type="spellStart"/>
+      <w:r>
+        <w:rPr>
+          <w:rFonts w:ascii="Times New Roman" w:eastAsia="Times New Roman" w:hAnsi="Times New Roman" w:cs="Times New Roman"/>
+          <w:sz w:val="24"/>
+          <w:szCs w:val="24"/>
+        </w:rPr>
+        <w:t>async</w:t>
+      </w:r>
+      <w:proofErr w:type="spellEnd"/>
+      <w:r>
+        <w:rPr>
+          <w:rFonts w:ascii="Times New Roman" w:eastAsia="Times New Roman" w:hAnsi="Times New Roman" w:cs="Times New Roman"/>
+          <w:sz w:val="24"/>
+          <w:szCs w:val="24"/>
+        </w:rPr>
+        <w:t xml:space="preserve"> state handling</w:t>
+      </w:r>
+    </w:p>
+    <w:p>
+      <w:pPr>
+        <w:numPr>
+          <w:ilvl w:val="0"/>
+          <w:numId w:val="29"/>
+        </w:numPr>
+        <w:spacing w:before="100" w:beforeAutospacing="1" w:after="100" w:afterAutospacing="1" w:line="240" w:lineRule="auto"/>
+        <w:rPr>
+          <w:rFonts w:ascii="Times New Roman" w:eastAsia="Times New Roman" w:hAnsi="Times New Roman" w:cs="Times New Roman"/>
+          <w:sz w:val="24"/>
+          <w:szCs w:val="24"/>
+        </w:rPr>
+      </w:pPr>
+      <w:r>
+        <w:rPr>
+          <w:rFonts w:ascii="Times New Roman" w:eastAsia="Times New Roman" w:hAnsi="Times New Roman" w:cs="Times New Roman"/>
+          <w:b/>
+          <w:bCs/>
+          <w:sz w:val="24"/>
+          <w:szCs w:val="24"/>
+        </w:rPr>
+        <w:t>Basic user profile</w:t>
+      </w:r>
+      <w:r>
+        <w:rPr>
+          <w:rFonts w:ascii="Times New Roman" w:eastAsia="Times New Roman" w:hAnsi="Times New Roman" w:cs="Times New Roman"/>
+          <w:sz w:val="24"/>
+          <w:szCs w:val="24"/>
+        </w:rPr>
+        <w:br/>
+        <w:t>→ Dynamic routes (</w:t>
+      </w:r>
+      <w:r>
+        <w:rPr>
+          <w:rFonts w:ascii="Courier New" w:eastAsia="Times New Roman" w:hAnsi="Courier New" w:cs="Courier New"/>
+          <w:sz w:val="20"/>
+          <w:szCs w:val="20"/>
+        </w:rPr>
+        <w:t>/profile/:id</w:t>
+      </w:r>
+      <w:r>
+        <w:rPr>
+          <w:rFonts w:ascii="Times New Roman" w:eastAsia="Times New Roman" w:hAnsi="Times New Roman" w:cs="Times New Roman"/>
+          <w:sz w:val="24"/>
+          <w:szCs w:val="24"/>
+        </w:rPr>
+        <w:t>), props, data fetching by ID</w:t>
+      </w:r>
+    </w:p>
+    <w:p>
+      <w:pPr>
+        <w:numPr>
+          <w:ilvl w:val="0"/>
+          <w:numId w:val="29"/>
+        </w:numPr>
+        <w:spacing w:before="100" w:beforeAutospacing="1" w:after="100" w:afterAutospacing="1" w:line="240" w:lineRule="auto"/>
+        <w:rPr>
+          <w:rFonts w:ascii="Times New Roman" w:eastAsia="Times New Roman" w:hAnsi="Times New Roman" w:cs="Times New Roman"/>
+          <w:sz w:val="24"/>
+          <w:szCs w:val="24"/>
+        </w:rPr>
+      </w:pPr>
+      <w:r>
+        <w:rPr>
+          <w:rFonts w:ascii="Times New Roman" w:eastAsia="Times New Roman" w:hAnsi="Times New Roman" w:cs="Times New Roman"/>
+          <w:b/>
+          <w:bCs/>
+          <w:sz w:val="24"/>
+          <w:szCs w:val="24"/>
+        </w:rPr>
+        <w:t>Verification badge / ratings</w:t>
+      </w:r>
+      <w:r>
+        <w:rPr>
+          <w:rFonts w:ascii="Times New Roman" w:eastAsia="Times New Roman" w:hAnsi="Times New Roman" w:cs="Times New Roman"/>
+          <w:sz w:val="24"/>
+          <w:szCs w:val="24"/>
+        </w:rPr>
+        <w:br/>
+        <w:t>→ Conditional rendering, reusable components, JavaScript calculations</w:t>
+      </w:r>
+    </w:p>
+    <w:p>
+      <w:pPr>
+        <w:spacing w:after="0" w:line="240" w:lineRule="auto"/>
+        <w:rPr>
+          <w:rFonts w:ascii="Times New Roman" w:eastAsia="Times New Roman" w:hAnsi="Times New Roman" w:cs="Times New Roman"/>
+          <w:sz w:val="24"/>
+          <w:szCs w:val="24"/>
+        </w:rPr>
+      </w:pPr>
+      <w:r>
+        <w:rPr>
+          <w:rFonts w:ascii="Times New Roman" w:eastAsia="Times New Roman" w:hAnsi="Times New Roman" w:cs="Times New Roman"/>
+          <w:sz w:val="24"/>
+          <w:szCs w:val="24"/>
+        </w:rPr>
+        <w:pict>
+          <v:rect id="_x0000_i1038" style="width:0;height:1.5pt" o:hralign="center" o:hrstd="t" o:hr="t" fillcolor="#a0a0a0" stroked="f"/>
+        </w:pict>
+      </w:r>
+    </w:p>
+    <w:p>
+      <w:pPr>
+        <w:spacing w:before="100" w:beforeAutospacing="1" w:after="100" w:afterAutospacing="1" w:line="240" w:lineRule="auto"/>
+        <w:outlineLvl w:val="1"/>
+        <w:rPr>
+          <w:rFonts w:ascii="Times New Roman" w:eastAsia="Times New Roman" w:hAnsi="Times New Roman" w:cs="Times New Roman"/>
+          <w:b/>
+          <w:bCs/>
+          <w:sz w:val="36"/>
+          <w:szCs w:val="36"/>
+        </w:rPr>
+      </w:pPr>
+      <w:r>
+        <w:rPr>
+          <w:rFonts w:ascii="Segoe UI Symbol" w:eastAsia="Times New Roman" w:hAnsi="Segoe UI Symbol" w:cs="Segoe UI Symbol"/>
+          <w:b/>
+          <w:bCs/>
+          <w:sz w:val="36"/>
+          <w:szCs w:val="36"/>
+        </w:rPr>
+        <w:t>🛠</w:t>
+      </w:r>
+      <w:r>
+        <w:rPr>
+          <w:rFonts w:ascii="Times New Roman" w:eastAsia="Times New Roman" w:hAnsi="Times New Roman" w:cs="Times New Roman"/>
+          <w:b/>
+          <w:bCs/>
+          <w:sz w:val="36"/>
+          <w:szCs w:val="36"/>
+        </w:rPr>
+        <w:t>️ Admin</w:t>
+      </w:r>
+    </w:p>
+    <w:p>
+      <w:pPr>
+        <w:numPr>
+          <w:ilvl w:val="0"/>
+          <w:numId w:val="30"/>
+        </w:numPr>
+        <w:spacing w:before="100" w:beforeAutospacing="1" w:after="100" w:afterAutospacing="1" w:line="240" w:lineRule="auto"/>
+        <w:rPr>
+          <w:rFonts w:ascii="Times New Roman" w:eastAsia="Times New Roman" w:hAnsi="Times New Roman" w:cs="Times New Roman"/>
+          <w:sz w:val="24"/>
+          <w:szCs w:val="24"/>
+        </w:rPr>
+      </w:pPr>
+      <w:r>
+        <w:rPr>
+          <w:rFonts w:ascii="Times New Roman" w:eastAsia="Times New Roman" w:hAnsi="Times New Roman" w:cs="Times New Roman"/>
+          <w:b/>
+          <w:bCs/>
+          <w:sz w:val="24"/>
+          <w:szCs w:val="24"/>
+        </w:rPr>
+        <w:t>Admin-only access</w:t>
+      </w:r>
+      <w:r>
+        <w:rPr>
+          <w:rFonts w:ascii="Times New Roman" w:eastAsia="Times New Roman" w:hAnsi="Times New Roman" w:cs="Times New Roman"/>
+          <w:sz w:val="24"/>
+          <w:szCs w:val="24"/>
+        </w:rPr>
+        <w:br/>
+        <w:t>→ Role-based authorization, protected routes, conditional UI</w:t>
+      </w:r>
+    </w:p>
+    <w:p>
+      <w:pPr>
+        <w:numPr>
+          <w:ilvl w:val="0"/>
+          <w:numId w:val="30"/>
+        </w:numPr>
+        <w:spacing w:before="100" w:beforeAutospacing="1" w:after="100" w:afterAutospacing="1" w:line="240" w:lineRule="auto"/>
+        <w:rPr>
+          <w:rFonts w:ascii="Times New Roman" w:eastAsia="Times New Roman" w:hAnsi="Times New Roman" w:cs="Times New Roman"/>
+          <w:sz w:val="24"/>
+          <w:szCs w:val="24"/>
+        </w:rPr>
+      </w:pPr>
+      <w:r>
+        <w:rPr>
+          <w:rFonts w:ascii="Times New Roman" w:eastAsia="Times New Roman" w:hAnsi="Times New Roman" w:cs="Times New Roman"/>
+          <w:b/>
+          <w:bCs/>
+          <w:sz w:val="24"/>
+          <w:szCs w:val="24"/>
+        </w:rPr>
+        <w:t>View all users</w:t>
+      </w:r>
+      <w:r>
+        <w:rPr>
+          <w:rFonts w:ascii="Times New Roman" w:eastAsia="Times New Roman" w:hAnsi="Times New Roman" w:cs="Times New Roman"/>
+          <w:sz w:val="24"/>
+          <w:szCs w:val="24"/>
+        </w:rPr>
+        <w:br/>
+        <w:t>→ Fetching collections, list rendering, scalable UI patterns</w:t>
+      </w:r>
+    </w:p>
+    <w:p>
+      <w:pPr>
+        <w:numPr>
+          <w:ilvl w:val="0"/>
+          <w:numId w:val="30"/>
+        </w:numPr>
+        <w:spacing w:before="100" w:beforeAutospacing="1" w:after="100" w:afterAutospacing="1" w:line="240" w:lineRule="auto"/>
+        <w:rPr>
+          <w:rFonts w:ascii="Times New Roman" w:eastAsia="Times New Roman" w:hAnsi="Times New Roman" w:cs="Times New Roman"/>
+          <w:sz w:val="24"/>
+          <w:szCs w:val="24"/>
+        </w:rPr>
+      </w:pPr>
+      <w:r>
+        <w:rPr>
+          <w:rFonts w:ascii="Times New Roman" w:eastAsia="Times New Roman" w:hAnsi="Times New Roman" w:cs="Times New Roman"/>
+          <w:b/>
+          <w:bCs/>
+          <w:sz w:val="24"/>
+          <w:szCs w:val="24"/>
+        </w:rPr>
+        <w:t>Verify users</w:t>
+      </w:r>
+      <w:r>
+        <w:rPr>
+          <w:rFonts w:ascii="Times New Roman" w:eastAsia="Times New Roman" w:hAnsi="Times New Roman" w:cs="Times New Roman"/>
+          <w:sz w:val="24"/>
+          <w:szCs w:val="24"/>
+        </w:rPr>
+        <w:br/>
+        <w:t xml:space="preserve">→ </w:t>
+      </w:r>
+      <w:proofErr w:type="spellStart"/>
+      <w:r>
+        <w:rPr>
+          <w:rFonts w:ascii="Times New Roman" w:eastAsia="Times New Roman" w:hAnsi="Times New Roman" w:cs="Times New Roman"/>
+          <w:sz w:val="24"/>
+          <w:szCs w:val="24"/>
+        </w:rPr>
+        <w:t>Firestore</w:t>
+      </w:r>
+      <w:proofErr w:type="spellEnd"/>
+      <w:r>
+        <w:rPr>
+          <w:rFonts w:ascii="Times New Roman" w:eastAsia="Times New Roman" w:hAnsi="Times New Roman" w:cs="Times New Roman"/>
+          <w:sz w:val="24"/>
+          <w:szCs w:val="24"/>
+        </w:rPr>
+        <w:t xml:space="preserve"> updates, trust logic, admin actions</w:t>
+      </w:r>
+    </w:p>
+    <w:p>
+      <w:pPr>
+        <w:numPr>
+          <w:ilvl w:val="0"/>
+          <w:numId w:val="30"/>
+        </w:numPr>
+        <w:spacing w:before="100" w:beforeAutospacing="1" w:after="100" w:afterAutospacing="1" w:line="240" w:lineRule="auto"/>
+        <w:rPr>
+          <w:rFonts w:ascii="Times New Roman" w:eastAsia="Times New Roman" w:hAnsi="Times New Roman" w:cs="Times New Roman"/>
+          <w:sz w:val="24"/>
+          <w:szCs w:val="24"/>
+        </w:rPr>
+      </w:pPr>
+      <w:r>
+        <w:rPr>
+          <w:rFonts w:ascii="Times New Roman" w:eastAsia="Times New Roman" w:hAnsi="Times New Roman" w:cs="Times New Roman"/>
+          <w:b/>
+          <w:bCs/>
+          <w:sz w:val="24"/>
+          <w:szCs w:val="24"/>
+        </w:rPr>
+        <w:t>View all errands</w:t>
+      </w:r>
+      <w:r>
+        <w:rPr>
+          <w:rFonts w:ascii="Times New Roman" w:eastAsia="Times New Roman" w:hAnsi="Times New Roman" w:cs="Times New Roman"/>
+          <w:sz w:val="24"/>
+          <w:szCs w:val="24"/>
+        </w:rPr>
+        <w:br/>
+        <w:t>→ Centralized state, data aggregation</w:t>
+      </w:r>
+    </w:p>
+    <w:p>
+      <w:pPr>
+        <w:numPr>
+          <w:ilvl w:val="0"/>
+          <w:numId w:val="30"/>
+        </w:numPr>
+        <w:spacing w:before="100" w:beforeAutospacing="1" w:after="100" w:afterAutospacing="1" w:line="240" w:lineRule="auto"/>
+        <w:rPr>
+          <w:rFonts w:ascii="Times New Roman" w:eastAsia="Times New Roman" w:hAnsi="Times New Roman" w:cs="Times New Roman"/>
+          <w:sz w:val="24"/>
+          <w:szCs w:val="24"/>
+        </w:rPr>
+      </w:pPr>
+      <w:r>
+        <w:rPr>
+          <w:rFonts w:ascii="Times New Roman" w:eastAsia="Times New Roman" w:hAnsi="Times New Roman" w:cs="Times New Roman"/>
+          <w:b/>
+          <w:bCs/>
+          <w:sz w:val="24"/>
+          <w:szCs w:val="24"/>
+        </w:rPr>
+        <w:t>Remove / moderate errands</w:t>
+      </w:r>
+      <w:r>
+        <w:rPr>
+          <w:rFonts w:ascii="Times New Roman" w:eastAsia="Times New Roman" w:hAnsi="Times New Roman" w:cs="Times New Roman"/>
+          <w:sz w:val="24"/>
+          <w:szCs w:val="24"/>
+        </w:rPr>
+        <w:br/>
+        <w:t>→ CRUD delete operations, confirmation flows, defensive UI</w:t>
+      </w:r>
+    </w:p>
+    <w:p>
+      <w:pPr>
+        <w:spacing w:after="0" w:line="240" w:lineRule="auto"/>
+        <w:rPr>
+          <w:rFonts w:ascii="Times New Roman" w:eastAsia="Times New Roman" w:hAnsi="Times New Roman" w:cs="Times New Roman"/>
+          <w:sz w:val="24"/>
+          <w:szCs w:val="24"/>
+        </w:rPr>
+      </w:pPr>
+      <w:r>
+        <w:rPr>
+          <w:rFonts w:ascii="Times New Roman" w:eastAsia="Times New Roman" w:hAnsi="Times New Roman" w:cs="Times New Roman"/>
+          <w:sz w:val="24"/>
+          <w:szCs w:val="24"/>
+        </w:rPr>
+        <w:pict>
+          <v:rect id="_x0000_i1039" style="width:0;height:1.5pt" o:hralign="center" o:hrstd="t" o:hr="t" fillcolor="#a0a0a0" stroked="f"/>
+        </w:pict>
+      </w:r>
+    </w:p>
+    <w:p>
+      <w:pPr>
+        <w:spacing w:before="100" w:beforeAutospacing="1" w:after="100" w:afterAutospacing="1" w:line="240" w:lineRule="auto"/>
+        <w:outlineLvl w:val="1"/>
+        <w:rPr>
+          <w:rFonts w:ascii="Times New Roman" w:eastAsia="Times New Roman" w:hAnsi="Times New Roman" w:cs="Times New Roman"/>
+          <w:b/>
+          <w:bCs/>
+          <w:sz w:val="36"/>
+          <w:szCs w:val="36"/>
+        </w:rPr>
+      </w:pPr>
+      <w:r>
+        <w:rPr>
+          <w:rFonts w:ascii="Times New Roman" w:eastAsia="Times New Roman" w:hAnsi="Times New Roman" w:cs="Times New Roman"/>
+          <w:b/>
+          <w:bCs/>
+          <w:sz w:val="36"/>
+          <w:szCs w:val="36"/>
+        </w:rPr>
+        <w:t>🧠 Cross-cutting Skills (You gain automatically)</w:t>
+      </w:r>
+    </w:p>
+    <w:p>
+      <w:pPr>
+        <w:numPr>
+          <w:ilvl w:val="0"/>
+          <w:numId w:val="31"/>
+        </w:numPr>
+        <w:spacing w:before="100" w:beforeAutospacing="1" w:after="100" w:afterAutospacing="1" w:line="240" w:lineRule="auto"/>
+        <w:rPr>
+          <w:rFonts w:ascii="Times New Roman" w:eastAsia="Times New Roman" w:hAnsi="Times New Roman" w:cs="Times New Roman"/>
+          <w:sz w:val="24"/>
+          <w:szCs w:val="24"/>
+        </w:rPr>
+      </w:pPr>
+      <w:r>
+        <w:rPr>
+          <w:rFonts w:ascii="Times New Roman" w:eastAsia="Times New Roman" w:hAnsi="Times New Roman" w:cs="Times New Roman"/>
+          <w:sz w:val="24"/>
+          <w:szCs w:val="24"/>
+        </w:rPr>
+        <w:t>Component design &amp; reusability</w:t>
+      </w:r>
+    </w:p>
+    <w:p>
+      <w:pPr>
+        <w:numPr>
+          <w:ilvl w:val="0"/>
+          <w:numId w:val="31"/>
+        </w:numPr>
+        <w:spacing w:before="100" w:beforeAutospacing="1" w:after="100" w:afterAutospacing="1" w:line="240" w:lineRule="auto"/>
+        <w:rPr>
+          <w:rFonts w:ascii="Times New Roman" w:eastAsia="Times New Roman" w:hAnsi="Times New Roman" w:cs="Times New Roman"/>
+          <w:sz w:val="24"/>
+          <w:szCs w:val="24"/>
+        </w:rPr>
+      </w:pPr>
+      <w:r>
+        <w:rPr>
+          <w:rFonts w:ascii="Times New Roman" w:eastAsia="Times New Roman" w:hAnsi="Times New Roman" w:cs="Times New Roman"/>
+          <w:sz w:val="24"/>
+          <w:szCs w:val="24"/>
+        </w:rPr>
+        <w:t>State vs props decision-making</w:t>
+      </w:r>
+    </w:p>
+    <w:p>
+      <w:pPr>
+        <w:numPr>
+          <w:ilvl w:val="0"/>
+          <w:numId w:val="31"/>
+        </w:numPr>
+        <w:spacing w:before="100" w:beforeAutospacing="1" w:after="100" w:afterAutospacing="1" w:line="240" w:lineRule="auto"/>
+        <w:rPr>
+          <w:rFonts w:ascii="Times New Roman" w:eastAsia="Times New Roman" w:hAnsi="Times New Roman" w:cs="Times New Roman"/>
+          <w:sz w:val="24"/>
+          <w:szCs w:val="24"/>
+        </w:rPr>
+      </w:pPr>
+      <w:proofErr w:type="spellStart"/>
+      <w:r>
+        <w:rPr>
+          <w:rFonts w:ascii="Times New Roman" w:eastAsia="Times New Roman" w:hAnsi="Times New Roman" w:cs="Times New Roman"/>
+          <w:sz w:val="24"/>
+          <w:szCs w:val="24"/>
+        </w:rPr>
+        <w:t>Async</w:t>
+      </w:r>
+      <w:proofErr w:type="spellEnd"/>
+      <w:r>
+        <w:rPr>
+          <w:rFonts w:ascii="Times New Roman" w:eastAsia="Times New Roman" w:hAnsi="Times New Roman" w:cs="Times New Roman"/>
+          <w:sz w:val="24"/>
+          <w:szCs w:val="24"/>
+        </w:rPr>
+        <w:t xml:space="preserve"> error handling &amp; loading states</w:t>
+      </w:r>
+    </w:p>
+    <w:p>
+      <w:pPr>
+        <w:numPr>
+          <w:ilvl w:val="0"/>
+          <w:numId w:val="31"/>
+        </w:numPr>
+        <w:spacing w:before="100" w:beforeAutospacing="1" w:after="100" w:afterAutospacing="1" w:line="240" w:lineRule="auto"/>
+        <w:rPr>
+          <w:rFonts w:ascii="Times New Roman" w:eastAsia="Times New Roman" w:hAnsi="Times New Roman" w:cs="Times New Roman"/>
+          <w:sz w:val="24"/>
+          <w:szCs w:val="24"/>
+        </w:rPr>
+      </w:pPr>
+      <w:r>
+        <w:rPr>
+          <w:rFonts w:ascii="Times New Roman" w:eastAsia="Times New Roman" w:hAnsi="Times New Roman" w:cs="Times New Roman"/>
+          <w:sz w:val="24"/>
+          <w:szCs w:val="24"/>
+        </w:rPr>
+        <w:t>Real-world app architecture</w:t>
+      </w:r>
+    </w:p>
+    <w:p>
+      <w:pPr>
+        <w:numPr>
+          <w:ilvl w:val="0"/>
+          <w:numId w:val="31"/>
+        </w:numPr>
+        <w:spacing w:before="100" w:beforeAutospacing="1" w:after="100" w:afterAutospacing="1" w:line="240" w:lineRule="auto"/>
+        <w:rPr>
+          <w:rFonts w:ascii="Times New Roman" w:eastAsia="Times New Roman" w:hAnsi="Times New Roman" w:cs="Times New Roman"/>
+          <w:sz w:val="24"/>
+          <w:szCs w:val="24"/>
+        </w:rPr>
+      </w:pPr>
+      <w:r>
+        <w:rPr>
+          <w:rFonts w:ascii="Times New Roman" w:eastAsia="Times New Roman" w:hAnsi="Times New Roman" w:cs="Times New Roman"/>
+          <w:sz w:val="24"/>
+          <w:szCs w:val="24"/>
+        </w:rPr>
+        <w:t>User-first UX thinking</w:t>
+      </w:r>
+    </w:p>
+    <w:p>
+      <w:pPr>
+        <w:spacing w:after="0" w:line="240" w:lineRule="auto"/>
+        <w:rPr>
+          <w:rFonts w:ascii="Times New Roman" w:eastAsia="Times New Roman" w:hAnsi="Times New Roman" w:cs="Times New Roman"/>
+          <w:sz w:val="24"/>
+          <w:szCs w:val="24"/>
+        </w:rPr>
+      </w:pPr>
+      <w:r>
+        <w:rPr>
+          <w:rFonts w:ascii="Times New Roman" w:eastAsia="Times New Roman" w:hAnsi="Times New Roman" w:cs="Times New Roman"/>
+          <w:sz w:val="24"/>
+          <w:szCs w:val="24"/>
+        </w:rPr>
+        <w:pict>
+          <v:rect id="_x0000_i1040" style="width:0;height:1.5pt" o:hralign="center" o:hrstd="t" o:hr="t" fillcolor="#a0a0a0" stroked="f"/>
+        </w:pict>
+      </w:r>
+    </w:p>
+    <w:p>
+      <w:pPr>
+        <w:spacing w:before="100" w:beforeAutospacing="1" w:after="100" w:afterAutospacing="1" w:line="240" w:lineRule="auto"/>
+        <w:outlineLvl w:val="1"/>
+        <w:rPr>
+          <w:rFonts w:ascii="Times New Roman" w:eastAsia="Times New Roman" w:hAnsi="Times New Roman" w:cs="Times New Roman"/>
+          <w:b/>
+          <w:bCs/>
+          <w:sz w:val="36"/>
+          <w:szCs w:val="36"/>
+        </w:rPr>
+      </w:pPr>
+      <w:r>
+        <w:rPr>
+          <w:rFonts w:ascii="Segoe UI Symbol" w:eastAsia="Times New Roman" w:hAnsi="Segoe UI Symbol" w:cs="Segoe UI Symbol"/>
+          <w:b/>
+          <w:bCs/>
+          <w:sz w:val="36"/>
+          <w:szCs w:val="36"/>
+        </w:rPr>
+        <w:t>🔥</w:t>
+      </w:r>
+      <w:r>
+        <w:rPr>
+          <w:rFonts w:ascii="Times New Roman" w:eastAsia="Times New Roman" w:hAnsi="Times New Roman" w:cs="Times New Roman"/>
+          <w:b/>
+          <w:bCs/>
+          <w:sz w:val="36"/>
+          <w:szCs w:val="36"/>
+        </w:rPr>
+        <w:t xml:space="preserve"> Interview gold line</w:t>
+      </w:r>
+    </w:p>
+    <w:p>
+      <w:pPr>
+        <w:spacing w:before="100" w:beforeAutospacing="1" w:after="100" w:afterAutospacing="1" w:line="240" w:lineRule="auto"/>
+        <w:rPr>
+          <w:rFonts w:ascii="Times New Roman" w:eastAsia="Times New Roman" w:hAnsi="Times New Roman" w:cs="Times New Roman"/>
+          <w:sz w:val="24"/>
+          <w:szCs w:val="24"/>
+        </w:rPr>
+      </w:pPr>
+      <w:r>
+        <w:rPr>
+          <w:rFonts w:ascii="Times New Roman" w:eastAsia="Times New Roman" w:hAnsi="Times New Roman" w:cs="Times New Roman"/>
+          <w:sz w:val="24"/>
+          <w:szCs w:val="24"/>
+        </w:rPr>
+        <w:t>You can truthfully say:</w:t>
+      </w:r>
+    </w:p>
+    <w:p>
+      <w:pPr>
+        <w:spacing w:beforeAutospacing="1" w:after="100" w:afterAutospacing="1" w:line="240" w:lineRule="auto"/>
+        <w:rPr>
+          <w:rFonts w:ascii="Times New Roman" w:eastAsia="Times New Roman" w:hAnsi="Times New Roman" w:cs="Times New Roman"/>
+          <w:sz w:val="24"/>
+          <w:szCs w:val="24"/>
+        </w:rPr>
+      </w:pPr>
+      <w:r>
+        <w:rPr>
+          <w:rFonts w:ascii="Times New Roman" w:eastAsia="Times New Roman" w:hAnsi="Times New Roman" w:cs="Times New Roman"/>
+          <w:sz w:val="24"/>
+          <w:szCs w:val="24"/>
+        </w:rPr>
+        <w:t>“Each feature in my app was designed to demonstrate a specific React and JavaScript skill, including routing, authentication, CRUD operations, and role-based access control.”</w:t>
+      </w:r>
+    </w:p>
+    <w:p>
+      <w:pPr>
+        <w:spacing w:before="100" w:beforeAutospacing="1" w:after="100" w:afterAutospacing="1" w:line="240" w:lineRule="auto"/>
+        <w:rPr>
+          <w:rFonts w:ascii="Times New Roman" w:eastAsia="Times New Roman" w:hAnsi="Times New Roman" w:cs="Times New Roman"/>
+          <w:sz w:val="24"/>
+          <w:szCs w:val="24"/>
+        </w:rPr>
+      </w:pPr>
+      <w:r>
+        <w:rPr>
+          <w:rFonts w:ascii="Times New Roman" w:eastAsia="Times New Roman" w:hAnsi="Times New Roman" w:cs="Times New Roman"/>
+          <w:sz w:val="24"/>
+          <w:szCs w:val="24"/>
+        </w:rPr>
+        <w:t>If you want, next I can:</w:t>
+      </w:r>
+    </w:p>
+    <w:p>
+      <w:pPr>
+        <w:numPr>
+          <w:ilvl w:val="0"/>
+          <w:numId w:val="32"/>
+        </w:numPr>
+        <w:spacing w:before="100" w:beforeAutospacing="1" w:after="100" w:afterAutospacing="1" w:line="240" w:lineRule="auto"/>
+        <w:rPr>
+          <w:rFonts w:ascii="Times New Roman" w:eastAsia="Times New Roman" w:hAnsi="Times New Roman" w:cs="Times New Roman"/>
+          <w:sz w:val="24"/>
+          <w:szCs w:val="24"/>
+        </w:rPr>
+      </w:pPr>
+      <w:r>
+        <w:rPr>
+          <w:rFonts w:ascii="Times New Roman" w:eastAsia="Times New Roman" w:hAnsi="Times New Roman" w:cs="Times New Roman"/>
+          <w:sz w:val="24"/>
+          <w:szCs w:val="24"/>
+        </w:rPr>
+        <w:t xml:space="preserve">Turn this into </w:t>
+      </w:r>
+      <w:r>
+        <w:rPr>
+          <w:rFonts w:ascii="Times New Roman" w:eastAsia="Times New Roman" w:hAnsi="Times New Roman" w:cs="Times New Roman"/>
+          <w:b/>
+          <w:bCs/>
+          <w:sz w:val="24"/>
+          <w:szCs w:val="24"/>
+        </w:rPr>
+        <w:t>interview Q&amp;A</w:t>
+      </w:r>
+    </w:p>
+    <w:p>
+      <w:pPr>
+        <w:numPr>
+          <w:ilvl w:val="0"/>
+          <w:numId w:val="32"/>
+        </w:numPr>
+        <w:spacing w:before="100" w:beforeAutospacing="1" w:after="100" w:afterAutospacing="1" w:line="240" w:lineRule="auto"/>
+        <w:rPr>
+          <w:rFonts w:ascii="Times New Roman" w:eastAsia="Times New Roman" w:hAnsi="Times New Roman" w:cs="Times New Roman"/>
+          <w:sz w:val="24"/>
+          <w:szCs w:val="24"/>
+        </w:rPr>
+      </w:pPr>
+      <w:r>
+        <w:rPr>
+          <w:rFonts w:ascii="Times New Roman" w:eastAsia="Times New Roman" w:hAnsi="Times New Roman" w:cs="Times New Roman"/>
+          <w:sz w:val="24"/>
+          <w:szCs w:val="24"/>
+        </w:rPr>
+        <w:t xml:space="preserve">Convert it into a </w:t>
+      </w:r>
+      <w:r>
+        <w:rPr>
+          <w:rFonts w:ascii="Times New Roman" w:eastAsia="Times New Roman" w:hAnsi="Times New Roman" w:cs="Times New Roman"/>
+          <w:b/>
+          <w:bCs/>
+          <w:sz w:val="24"/>
+          <w:szCs w:val="24"/>
+        </w:rPr>
+        <w:t>README skills matrix</w:t>
+      </w:r>
+    </w:p>
+    <w:p>
+      <w:pPr>
+        <w:numPr>
+          <w:ilvl w:val="0"/>
+          <w:numId w:val="32"/>
+        </w:numPr>
+        <w:spacing w:before="100" w:beforeAutospacing="1" w:after="100" w:afterAutospacing="1" w:line="240" w:lineRule="auto"/>
+        <w:rPr>
+          <w:rFonts w:ascii="Times New Roman" w:eastAsia="Times New Roman" w:hAnsi="Times New Roman" w:cs="Times New Roman"/>
+          <w:sz w:val="24"/>
+          <w:szCs w:val="24"/>
+        </w:rPr>
+      </w:pPr>
+      <w:r>
+        <w:rPr>
+          <w:rFonts w:ascii="Times New Roman" w:eastAsia="Times New Roman" w:hAnsi="Times New Roman" w:cs="Times New Roman"/>
+          <w:sz w:val="24"/>
+          <w:szCs w:val="24"/>
+        </w:rPr>
+        <w:t xml:space="preserve">Help you </w:t>
+      </w:r>
+      <w:r>
+        <w:rPr>
+          <w:rFonts w:ascii="Times New Roman" w:eastAsia="Times New Roman" w:hAnsi="Times New Roman" w:cs="Times New Roman"/>
+          <w:b/>
+          <w:bCs/>
+          <w:sz w:val="24"/>
+          <w:szCs w:val="24"/>
+        </w:rPr>
+        <w:t>scope MVP vs v2</w:t>
+      </w:r>
+      <w:r>
+        <w:rPr>
+          <w:rFonts w:ascii="Times New Roman" w:eastAsia="Times New Roman" w:hAnsi="Times New Roman" w:cs="Times New Roman"/>
+          <w:sz w:val="24"/>
+          <w:szCs w:val="24"/>
+        </w:rPr>
+        <w:t xml:space="preserve"> so you don’t overbuild</w:t>
+      </w:r>
+    </w:p>
+    <w:p>
+      <w:pPr>
+        <w:spacing w:before="100" w:beforeAutospacing="1" w:after="100" w:afterAutospacing="1" w:line="240" w:lineRule="auto"/>
+        <w:rPr>
+          <w:rFonts w:ascii="Times New Roman" w:eastAsia="Times New Roman" w:hAnsi="Times New Roman" w:cs="Times New Roman"/>
+          <w:sz w:val="24"/>
+          <w:szCs w:val="24"/>
+        </w:rPr>
+      </w:pPr>
+      <w:r>
+        <w:rPr>
+          <w:rFonts w:ascii="Times New Roman" w:eastAsia="Times New Roman" w:hAnsi="Times New Roman" w:cs="Times New Roman"/>
+          <w:sz w:val="24"/>
+          <w:szCs w:val="24"/>
+        </w:rPr>
+        <w:t>This is a very strong project direction.</w:t>
+      </w:r>
+    </w:p>
+    <w:p>
+      <w:bookmarkStart w:id="0" w:name="_GoBack"/>
+      <w:bookmarkEnd w:id="0"/>
+    </w:p>
     <w:p/>
     <w:sectPr>
       <w:pgSz w:w="12240" w:h="15840"/>
@@ -5487,6 +6695,155 @@
 <file path=word/numbering.xml><?xml version="1.0" encoding="utf-8"?>
 <w:numbering xmlns:wpc="http://schemas.microsoft.com/office/word/2010/wordprocessingCanvas" xmlns:cx="http://schemas.microsoft.com/office/drawing/2014/chartex" xmlns:mc="http://schemas.openxmlformats.org/markup-compatibility/2006" xmlns:o="urn:schemas-microsoft-com:office:office" xmlns:r="http://schemas.openxmlformats.org/officeDocument/2006/relationships" xmlns:m="http://schemas.openxmlformats.org/officeDocument/2006/math" xmlns:v="urn:schemas-microsoft-com:vml" xmlns:wp14="http://schemas.microsoft.com/office/word/2010/wordprocessingDrawing" xmlns:wp="http://schemas.openxmlformats.org/drawingml/2006/wordprocessingDrawing" xmlns:w10="urn:schemas-microsoft-com:office:word" xmlns:w="http://schemas.openxmlformats.org/wordprocessingml/2006/main" xmlns:w14="http://schemas.microsoft.com/office/word/2010/wordml" xmlns:w15="http://schemas.microsoft.com/office/word/2012/wordml" xmlns:w16se="http://schemas.microsoft.com/office/word/2015/wordml/symex" xmlns:wpg="http://schemas.microsoft.com/office/word/2010/wordprocessingGroup" xmlns:wpi="http://schemas.microsoft.com/office/word/2010/wordprocessingInk" xmlns:wne="http://schemas.microsoft.com/office/word/2006/wordml" xmlns:wps="http://schemas.microsoft.com/office/word/2010/wordprocessingShape" mc:Ignorable="w14 w15 w16se wp14">
   <w:abstractNum w:abstractNumId="0" w15:restartNumberingAfterBreak="0">
+    <w:nsid w:val="010C602E"/>
+    <w:multiLevelType w:val="multilevel"/>
+    <w:tmpl w:val="FE5EE682"/>
+    <w:lvl w:ilvl="0">
+      <w:start w:val="1"/>
+      <w:numFmt w:val="bullet"/>
+      <w:lvlText w:val=""/>
+      <w:lvlJc w:val="left"/>
+      <w:pPr>
+        <w:tabs>
+          <w:tab w:val="num" w:pos="720"/>
+        </w:tabs>
+        <w:ind w:left="720" w:hanging="360"/>
+      </w:pPr>
+      <w:rPr>
+        <w:rFonts w:ascii="Symbol" w:hAnsi="Symbol" w:hint="default"/>
+        <w:sz w:val="20"/>
+      </w:rPr>
+    </w:lvl>
+    <w:lvl w:ilvl="1" w:tentative="1">
+      <w:start w:val="1"/>
+      <w:numFmt w:val="bullet"/>
+      <w:lvlText w:val="o"/>
+      <w:lvlJc w:val="left"/>
+      <w:pPr>
+        <w:tabs>
+          <w:tab w:val="num" w:pos="1440"/>
+        </w:tabs>
+        <w:ind w:left="1440" w:hanging="360"/>
+      </w:pPr>
+      <w:rPr>
+        <w:rFonts w:ascii="Courier New" w:hAnsi="Courier New" w:hint="default"/>
+        <w:sz w:val="20"/>
+      </w:rPr>
+    </w:lvl>
+    <w:lvl w:ilvl="2" w:tentative="1">
+      <w:start w:val="1"/>
+      <w:numFmt w:val="bullet"/>
+      <w:lvlText w:val=""/>
+      <w:lvlJc w:val="left"/>
+      <w:pPr>
+        <w:tabs>
+          <w:tab w:val="num" w:pos="2160"/>
+        </w:tabs>
+        <w:ind w:left="2160" w:hanging="360"/>
+      </w:pPr>
+      <w:rPr>
+        <w:rFonts w:ascii="Wingdings" w:hAnsi="Wingdings" w:hint="default"/>
+        <w:sz w:val="20"/>
+      </w:rPr>
+    </w:lvl>
+    <w:lvl w:ilvl="3" w:tentative="1">
+      <w:start w:val="1"/>
+      <w:numFmt w:val="bullet"/>
+      <w:lvlText w:val=""/>
+      <w:lvlJc w:val="left"/>
+      <w:pPr>
+        <w:tabs>
+          <w:tab w:val="num" w:pos="2880"/>
+        </w:tabs>
+        <w:ind w:left="2880" w:hanging="360"/>
+      </w:pPr>
+      <w:rPr>
+        <w:rFonts w:ascii="Wingdings" w:hAnsi="Wingdings" w:hint="default"/>
+        <w:sz w:val="20"/>
+      </w:rPr>
+    </w:lvl>
+    <w:lvl w:ilvl="4" w:tentative="1">
+      <w:start w:val="1"/>
+      <w:numFmt w:val="bullet"/>
+      <w:lvlText w:val=""/>
+      <w:lvlJc w:val="left"/>
+      <w:pPr>
+        <w:tabs>
+          <w:tab w:val="num" w:pos="3600"/>
+        </w:tabs>
+        <w:ind w:left="3600" w:hanging="360"/>
+      </w:pPr>
+      <w:rPr>
+        <w:rFonts w:ascii="Wingdings" w:hAnsi="Wingdings" w:hint="default"/>
+        <w:sz w:val="20"/>
+      </w:rPr>
+    </w:lvl>
+    <w:lvl w:ilvl="5" w:tentative="1">
+      <w:start w:val="1"/>
+      <w:numFmt w:val="bullet"/>
+      <w:lvlText w:val=""/>
+      <w:lvlJc w:val="left"/>
+      <w:pPr>
+        <w:tabs>
+          <w:tab w:val="num" w:pos="4320"/>
+        </w:tabs>
+        <w:ind w:left="4320" w:hanging="360"/>
+      </w:pPr>
+      <w:rPr>
+        <w:rFonts w:ascii="Wingdings" w:hAnsi="Wingdings" w:hint="default"/>
+        <w:sz w:val="20"/>
+      </w:rPr>
+    </w:lvl>
+    <w:lvl w:ilvl="6" w:tentative="1">
+      <w:start w:val="1"/>
+      <w:numFmt w:val="bullet"/>
+      <w:lvlText w:val=""/>
+      <w:lvlJc w:val="left"/>
+      <w:pPr>
+        <w:tabs>
+          <w:tab w:val="num" w:pos="5040"/>
+        </w:tabs>
+        <w:ind w:left="5040" w:hanging="360"/>
+      </w:pPr>
+      <w:rPr>
+        <w:rFonts w:ascii="Wingdings" w:hAnsi="Wingdings" w:hint="default"/>
+        <w:sz w:val="20"/>
+      </w:rPr>
+    </w:lvl>
+    <w:lvl w:ilvl="7" w:tentative="1">
+      <w:start w:val="1"/>
+      <w:numFmt w:val="bullet"/>
+      <w:lvlText w:val=""/>
+      <w:lvlJc w:val="left"/>
+      <w:pPr>
+        <w:tabs>
+          <w:tab w:val="num" w:pos="5760"/>
+        </w:tabs>
+        <w:ind w:left="5760" w:hanging="360"/>
+      </w:pPr>
+      <w:rPr>
+        <w:rFonts w:ascii="Wingdings" w:hAnsi="Wingdings" w:hint="default"/>
+        <w:sz w:val="20"/>
+      </w:rPr>
+    </w:lvl>
+    <w:lvl w:ilvl="8" w:tentative="1">
+      <w:start w:val="1"/>
+      <w:numFmt w:val="bullet"/>
+      <w:lvlText w:val=""/>
+      <w:lvlJc w:val="left"/>
+      <w:pPr>
+        <w:tabs>
+          <w:tab w:val="num" w:pos="6480"/>
+        </w:tabs>
+        <w:ind w:left="6480" w:hanging="360"/>
+      </w:pPr>
+      <w:rPr>
+        <w:rFonts w:ascii="Wingdings" w:hAnsi="Wingdings" w:hint="default"/>
+        <w:sz w:val="20"/>
+      </w:rPr>
+    </w:lvl>
+  </w:abstractNum>
+  <w:abstractNum w:abstractNumId="1" w15:restartNumberingAfterBreak="0">
     <w:nsid w:val="02C55C4C"/>
     <w:multiLevelType w:val="multilevel"/>
     <w:tmpl w:val="48FA2802"/>
@@ -5635,7 +6992,7 @@
       </w:rPr>
     </w:lvl>
   </w:abstractNum>
-  <w:abstractNum w:abstractNumId="1" w15:restartNumberingAfterBreak="0">
+  <w:abstractNum w:abstractNumId="2" w15:restartNumberingAfterBreak="0">
     <w:nsid w:val="0C76367B"/>
     <w:multiLevelType w:val="multilevel"/>
     <w:tmpl w:val="B38EDC3A"/>
@@ -5784,7 +7141,7 @@
       </w:rPr>
     </w:lvl>
   </w:abstractNum>
-  <w:abstractNum w:abstractNumId="2" w15:restartNumberingAfterBreak="0">
+  <w:abstractNum w:abstractNumId="3" w15:restartNumberingAfterBreak="0">
     <w:nsid w:val="0CD27531"/>
     <w:multiLevelType w:val="multilevel"/>
     <w:tmpl w:val="3574FB98"/>
@@ -5933,7 +7290,7 @@
       </w:rPr>
     </w:lvl>
   </w:abstractNum>
-  <w:abstractNum w:abstractNumId="3" w15:restartNumberingAfterBreak="0">
+  <w:abstractNum w:abstractNumId="4" w15:restartNumberingAfterBreak="0">
     <w:nsid w:val="0E395FF4"/>
     <w:multiLevelType w:val="multilevel"/>
     <w:tmpl w:val="B17ED020"/>
@@ -6082,7 +7439,7 @@
       </w:rPr>
     </w:lvl>
   </w:abstractNum>
-  <w:abstractNum w:abstractNumId="4" w15:restartNumberingAfterBreak="0">
+  <w:abstractNum w:abstractNumId="5" w15:restartNumberingAfterBreak="0">
     <w:nsid w:val="120156D1"/>
     <w:multiLevelType w:val="multilevel"/>
     <w:tmpl w:val="B2D042CA"/>
@@ -6231,7 +7588,7 @@
       </w:rPr>
     </w:lvl>
   </w:abstractNum>
-  <w:abstractNum w:abstractNumId="5" w15:restartNumberingAfterBreak="0">
+  <w:abstractNum w:abstractNumId="6" w15:restartNumberingAfterBreak="0">
     <w:nsid w:val="13055C9F"/>
     <w:multiLevelType w:val="multilevel"/>
     <w:tmpl w:val="F2621EA6"/>
@@ -6380,7 +7737,156 @@
       </w:rPr>
     </w:lvl>
   </w:abstractNum>
-  <w:abstractNum w:abstractNumId="6" w15:restartNumberingAfterBreak="0">
+  <w:abstractNum w:abstractNumId="7" w15:restartNumberingAfterBreak="0">
+    <w:nsid w:val="1E0F5574"/>
+    <w:multiLevelType w:val="multilevel"/>
+    <w:tmpl w:val="1FEACDFE"/>
+    <w:lvl w:ilvl="0">
+      <w:start w:val="1"/>
+      <w:numFmt w:val="bullet"/>
+      <w:lvlText w:val=""/>
+      <w:lvlJc w:val="left"/>
+      <w:pPr>
+        <w:tabs>
+          <w:tab w:val="num" w:pos="720"/>
+        </w:tabs>
+        <w:ind w:left="720" w:hanging="360"/>
+      </w:pPr>
+      <w:rPr>
+        <w:rFonts w:ascii="Symbol" w:hAnsi="Symbol" w:hint="default"/>
+        <w:sz w:val="20"/>
+      </w:rPr>
+    </w:lvl>
+    <w:lvl w:ilvl="1" w:tentative="1">
+      <w:start w:val="1"/>
+      <w:numFmt w:val="bullet"/>
+      <w:lvlText w:val="o"/>
+      <w:lvlJc w:val="left"/>
+      <w:pPr>
+        <w:tabs>
+          <w:tab w:val="num" w:pos="1440"/>
+        </w:tabs>
+        <w:ind w:left="1440" w:hanging="360"/>
+      </w:pPr>
+      <w:rPr>
+        <w:rFonts w:ascii="Courier New" w:hAnsi="Courier New" w:hint="default"/>
+        <w:sz w:val="20"/>
+      </w:rPr>
+    </w:lvl>
+    <w:lvl w:ilvl="2" w:tentative="1">
+      <w:start w:val="1"/>
+      <w:numFmt w:val="bullet"/>
+      <w:lvlText w:val=""/>
+      <w:lvlJc w:val="left"/>
+      <w:pPr>
+        <w:tabs>
+          <w:tab w:val="num" w:pos="2160"/>
+        </w:tabs>
+        <w:ind w:left="2160" w:hanging="360"/>
+      </w:pPr>
+      <w:rPr>
+        <w:rFonts w:ascii="Wingdings" w:hAnsi="Wingdings" w:hint="default"/>
+        <w:sz w:val="20"/>
+      </w:rPr>
+    </w:lvl>
+    <w:lvl w:ilvl="3" w:tentative="1">
+      <w:start w:val="1"/>
+      <w:numFmt w:val="bullet"/>
+      <w:lvlText w:val=""/>
+      <w:lvlJc w:val="left"/>
+      <w:pPr>
+        <w:tabs>
+          <w:tab w:val="num" w:pos="2880"/>
+        </w:tabs>
+        <w:ind w:left="2880" w:hanging="360"/>
+      </w:pPr>
+      <w:rPr>
+        <w:rFonts w:ascii="Wingdings" w:hAnsi="Wingdings" w:hint="default"/>
+        <w:sz w:val="20"/>
+      </w:rPr>
+    </w:lvl>
+    <w:lvl w:ilvl="4" w:tentative="1">
+      <w:start w:val="1"/>
+      <w:numFmt w:val="bullet"/>
+      <w:lvlText w:val=""/>
+      <w:lvlJc w:val="left"/>
+      <w:pPr>
+        <w:tabs>
+          <w:tab w:val="num" w:pos="3600"/>
+        </w:tabs>
+        <w:ind w:left="3600" w:hanging="360"/>
+      </w:pPr>
+      <w:rPr>
+        <w:rFonts w:ascii="Wingdings" w:hAnsi="Wingdings" w:hint="default"/>
+        <w:sz w:val="20"/>
+      </w:rPr>
+    </w:lvl>
+    <w:lvl w:ilvl="5" w:tentative="1">
+      <w:start w:val="1"/>
+      <w:numFmt w:val="bullet"/>
+      <w:lvlText w:val=""/>
+      <w:lvlJc w:val="left"/>
+      <w:pPr>
+        <w:tabs>
+          <w:tab w:val="num" w:pos="4320"/>
+        </w:tabs>
+        <w:ind w:left="4320" w:hanging="360"/>
+      </w:pPr>
+      <w:rPr>
+        <w:rFonts w:ascii="Wingdings" w:hAnsi="Wingdings" w:hint="default"/>
+        <w:sz w:val="20"/>
+      </w:rPr>
+    </w:lvl>
+    <w:lvl w:ilvl="6" w:tentative="1">
+      <w:start w:val="1"/>
+      <w:numFmt w:val="bullet"/>
+      <w:lvlText w:val=""/>
+      <w:lvlJc w:val="left"/>
+      <w:pPr>
+        <w:tabs>
+          <w:tab w:val="num" w:pos="5040"/>
+        </w:tabs>
+        <w:ind w:left="5040" w:hanging="360"/>
+      </w:pPr>
+      <w:rPr>
+        <w:rFonts w:ascii="Wingdings" w:hAnsi="Wingdings" w:hint="default"/>
+        <w:sz w:val="20"/>
+      </w:rPr>
+    </w:lvl>
+    <w:lvl w:ilvl="7" w:tentative="1">
+      <w:start w:val="1"/>
+      <w:numFmt w:val="bullet"/>
+      <w:lvlText w:val=""/>
+      <w:lvlJc w:val="left"/>
+      <w:pPr>
+        <w:tabs>
+          <w:tab w:val="num" w:pos="5760"/>
+        </w:tabs>
+        <w:ind w:left="5760" w:hanging="360"/>
+      </w:pPr>
+      <w:rPr>
+        <w:rFonts w:ascii="Wingdings" w:hAnsi="Wingdings" w:hint="default"/>
+        <w:sz w:val="20"/>
+      </w:rPr>
+    </w:lvl>
+    <w:lvl w:ilvl="8" w:tentative="1">
+      <w:start w:val="1"/>
+      <w:numFmt w:val="bullet"/>
+      <w:lvlText w:val=""/>
+      <w:lvlJc w:val="left"/>
+      <w:pPr>
+        <w:tabs>
+          <w:tab w:val="num" w:pos="6480"/>
+        </w:tabs>
+        <w:ind w:left="6480" w:hanging="360"/>
+      </w:pPr>
+      <w:rPr>
+        <w:rFonts w:ascii="Wingdings" w:hAnsi="Wingdings" w:hint="default"/>
+        <w:sz w:val="20"/>
+      </w:rPr>
+    </w:lvl>
+  </w:abstractNum>
+  <w:abstractNum w:abstractNumId="8" w15:restartNumberingAfterBreak="0">
     <w:nsid w:val="1F0A0312"/>
     <w:multiLevelType w:val="multilevel"/>
     <w:tmpl w:val="CFD0E814"/>
@@ -6493,7 +7999,7 @@
       </w:pPr>
     </w:lvl>
   </w:abstractNum>
-  <w:abstractNum w:abstractNumId="7" w15:restartNumberingAfterBreak="0">
+  <w:abstractNum w:abstractNumId="9" w15:restartNumberingAfterBreak="0">
     <w:nsid w:val="24C13E94"/>
     <w:multiLevelType w:val="multilevel"/>
     <w:tmpl w:val="D6AAB738"/>
@@ -6642,7 +8148,7 @@
       </w:rPr>
     </w:lvl>
   </w:abstractNum>
-  <w:abstractNum w:abstractNumId="8" w15:restartNumberingAfterBreak="0">
+  <w:abstractNum w:abstractNumId="10" w15:restartNumberingAfterBreak="0">
     <w:nsid w:val="25612A1A"/>
     <w:multiLevelType w:val="multilevel"/>
     <w:tmpl w:val="B8588938"/>
@@ -6791,7 +8297,7 @@
       </w:rPr>
     </w:lvl>
   </w:abstractNum>
-  <w:abstractNum w:abstractNumId="9" w15:restartNumberingAfterBreak="0">
+  <w:abstractNum w:abstractNumId="11" w15:restartNumberingAfterBreak="0">
     <w:nsid w:val="27965295"/>
     <w:multiLevelType w:val="multilevel"/>
     <w:tmpl w:val="E4D2D060"/>
@@ -6908,7 +8414,7 @@
       </w:pPr>
     </w:lvl>
   </w:abstractNum>
-  <w:abstractNum w:abstractNumId="10" w15:restartNumberingAfterBreak="0">
+  <w:abstractNum w:abstractNumId="12" w15:restartNumberingAfterBreak="0">
     <w:nsid w:val="28306A94"/>
     <w:multiLevelType w:val="multilevel"/>
     <w:tmpl w:val="FB244CA8"/>
@@ -7057,7 +8563,7 @@
       </w:rPr>
     </w:lvl>
   </w:abstractNum>
-  <w:abstractNum w:abstractNumId="11" w15:restartNumberingAfterBreak="0">
+  <w:abstractNum w:abstractNumId="13" w15:restartNumberingAfterBreak="0">
     <w:nsid w:val="28D529FB"/>
     <w:multiLevelType w:val="hybridMultilevel"/>
     <w:tmpl w:val="73C83928"/>
@@ -7143,7 +8649,156 @@
       </w:pPr>
     </w:lvl>
   </w:abstractNum>
-  <w:abstractNum w:abstractNumId="12" w15:restartNumberingAfterBreak="0">
+  <w:abstractNum w:abstractNumId="14" w15:restartNumberingAfterBreak="0">
+    <w:nsid w:val="2C9B7600"/>
+    <w:multiLevelType w:val="multilevel"/>
+    <w:tmpl w:val="62D63E54"/>
+    <w:lvl w:ilvl="0">
+      <w:start w:val="1"/>
+      <w:numFmt w:val="bullet"/>
+      <w:lvlText w:val=""/>
+      <w:lvlJc w:val="left"/>
+      <w:pPr>
+        <w:tabs>
+          <w:tab w:val="num" w:pos="720"/>
+        </w:tabs>
+        <w:ind w:left="720" w:hanging="360"/>
+      </w:pPr>
+      <w:rPr>
+        <w:rFonts w:ascii="Symbol" w:hAnsi="Symbol" w:hint="default"/>
+        <w:sz w:val="20"/>
+      </w:rPr>
+    </w:lvl>
+    <w:lvl w:ilvl="1" w:tentative="1">
+      <w:start w:val="1"/>
+      <w:numFmt w:val="bullet"/>
+      <w:lvlText w:val="o"/>
+      <w:lvlJc w:val="left"/>
+      <w:pPr>
+        <w:tabs>
+          <w:tab w:val="num" w:pos="1440"/>
+        </w:tabs>
+        <w:ind w:left="1440" w:hanging="360"/>
+      </w:pPr>
+      <w:rPr>
+        <w:rFonts w:ascii="Courier New" w:hAnsi="Courier New" w:hint="default"/>
+        <w:sz w:val="20"/>
+      </w:rPr>
+    </w:lvl>
+    <w:lvl w:ilvl="2" w:tentative="1">
+      <w:start w:val="1"/>
+      <w:numFmt w:val="bullet"/>
+      <w:lvlText w:val=""/>
+      <w:lvlJc w:val="left"/>
+      <w:pPr>
+        <w:tabs>
+          <w:tab w:val="num" w:pos="2160"/>
+        </w:tabs>
+        <w:ind w:left="2160" w:hanging="360"/>
+      </w:pPr>
+      <w:rPr>
+        <w:rFonts w:ascii="Wingdings" w:hAnsi="Wingdings" w:hint="default"/>
+        <w:sz w:val="20"/>
+      </w:rPr>
+    </w:lvl>
+    <w:lvl w:ilvl="3" w:tentative="1">
+      <w:start w:val="1"/>
+      <w:numFmt w:val="bullet"/>
+      <w:lvlText w:val=""/>
+      <w:lvlJc w:val="left"/>
+      <w:pPr>
+        <w:tabs>
+          <w:tab w:val="num" w:pos="2880"/>
+        </w:tabs>
+        <w:ind w:left="2880" w:hanging="360"/>
+      </w:pPr>
+      <w:rPr>
+        <w:rFonts w:ascii="Wingdings" w:hAnsi="Wingdings" w:hint="default"/>
+        <w:sz w:val="20"/>
+      </w:rPr>
+    </w:lvl>
+    <w:lvl w:ilvl="4" w:tentative="1">
+      <w:start w:val="1"/>
+      <w:numFmt w:val="bullet"/>
+      <w:lvlText w:val=""/>
+      <w:lvlJc w:val="left"/>
+      <w:pPr>
+        <w:tabs>
+          <w:tab w:val="num" w:pos="3600"/>
+        </w:tabs>
+        <w:ind w:left="3600" w:hanging="360"/>
+      </w:pPr>
+      <w:rPr>
+        <w:rFonts w:ascii="Wingdings" w:hAnsi="Wingdings" w:hint="default"/>
+        <w:sz w:val="20"/>
+      </w:rPr>
+    </w:lvl>
+    <w:lvl w:ilvl="5" w:tentative="1">
+      <w:start w:val="1"/>
+      <w:numFmt w:val="bullet"/>
+      <w:lvlText w:val=""/>
+      <w:lvlJc w:val="left"/>
+      <w:pPr>
+        <w:tabs>
+          <w:tab w:val="num" w:pos="4320"/>
+        </w:tabs>
+        <w:ind w:left="4320" w:hanging="360"/>
+      </w:pPr>
+      <w:rPr>
+        <w:rFonts w:ascii="Wingdings" w:hAnsi="Wingdings" w:hint="default"/>
+        <w:sz w:val="20"/>
+      </w:rPr>
+    </w:lvl>
+    <w:lvl w:ilvl="6" w:tentative="1">
+      <w:start w:val="1"/>
+      <w:numFmt w:val="bullet"/>
+      <w:lvlText w:val=""/>
+      <w:lvlJc w:val="left"/>
+      <w:pPr>
+        <w:tabs>
+          <w:tab w:val="num" w:pos="5040"/>
+        </w:tabs>
+        <w:ind w:left="5040" w:hanging="360"/>
+      </w:pPr>
+      <w:rPr>
+        <w:rFonts w:ascii="Wingdings" w:hAnsi="Wingdings" w:hint="default"/>
+        <w:sz w:val="20"/>
+      </w:rPr>
+    </w:lvl>
+    <w:lvl w:ilvl="7" w:tentative="1">
+      <w:start w:val="1"/>
+      <w:numFmt w:val="bullet"/>
+      <w:lvlText w:val=""/>
+      <w:lvlJc w:val="left"/>
+      <w:pPr>
+        <w:tabs>
+          <w:tab w:val="num" w:pos="5760"/>
+        </w:tabs>
+        <w:ind w:left="5760" w:hanging="360"/>
+      </w:pPr>
+      <w:rPr>
+        <w:rFonts w:ascii="Wingdings" w:hAnsi="Wingdings" w:hint="default"/>
+        <w:sz w:val="20"/>
+      </w:rPr>
+    </w:lvl>
+    <w:lvl w:ilvl="8" w:tentative="1">
+      <w:start w:val="1"/>
+      <w:numFmt w:val="bullet"/>
+      <w:lvlText w:val=""/>
+      <w:lvlJc w:val="left"/>
+      <w:pPr>
+        <w:tabs>
+          <w:tab w:val="num" w:pos="6480"/>
+        </w:tabs>
+        <w:ind w:left="6480" w:hanging="360"/>
+      </w:pPr>
+      <w:rPr>
+        <w:rFonts w:ascii="Wingdings" w:hAnsi="Wingdings" w:hint="default"/>
+        <w:sz w:val="20"/>
+      </w:rPr>
+    </w:lvl>
+  </w:abstractNum>
+  <w:abstractNum w:abstractNumId="15" w15:restartNumberingAfterBreak="0">
     <w:nsid w:val="2E9C41FE"/>
     <w:multiLevelType w:val="multilevel"/>
     <w:tmpl w:val="F32A152A"/>
@@ -7292,7 +8947,7 @@
       </w:rPr>
     </w:lvl>
   </w:abstractNum>
-  <w:abstractNum w:abstractNumId="13" w15:restartNumberingAfterBreak="0">
+  <w:abstractNum w:abstractNumId="16" w15:restartNumberingAfterBreak="0">
     <w:nsid w:val="33655AA1"/>
     <w:multiLevelType w:val="multilevel"/>
     <w:tmpl w:val="37DC8128"/>
@@ -7441,7 +9096,7 @@
       </w:rPr>
     </w:lvl>
   </w:abstractNum>
-  <w:abstractNum w:abstractNumId="14" w15:restartNumberingAfterBreak="0">
+  <w:abstractNum w:abstractNumId="17" w15:restartNumberingAfterBreak="0">
     <w:nsid w:val="3BF0394E"/>
     <w:multiLevelType w:val="multilevel"/>
     <w:tmpl w:val="697633F0"/>
@@ -7590,7 +9245,7 @@
       </w:rPr>
     </w:lvl>
   </w:abstractNum>
-  <w:abstractNum w:abstractNumId="15" w15:restartNumberingAfterBreak="0">
+  <w:abstractNum w:abstractNumId="18" w15:restartNumberingAfterBreak="0">
     <w:nsid w:val="3D6C05EE"/>
     <w:multiLevelType w:val="multilevel"/>
     <w:tmpl w:val="6CC0A19C"/>
@@ -7739,7 +9394,7 @@
       </w:rPr>
     </w:lvl>
   </w:abstractNum>
-  <w:abstractNum w:abstractNumId="16" w15:restartNumberingAfterBreak="0">
+  <w:abstractNum w:abstractNumId="19" w15:restartNumberingAfterBreak="0">
     <w:nsid w:val="3EE236A5"/>
     <w:multiLevelType w:val="multilevel"/>
     <w:tmpl w:val="0CA8D292"/>
@@ -7888,7 +9543,7 @@
       </w:rPr>
     </w:lvl>
   </w:abstractNum>
-  <w:abstractNum w:abstractNumId="17" w15:restartNumberingAfterBreak="0">
+  <w:abstractNum w:abstractNumId="20" w15:restartNumberingAfterBreak="0">
     <w:nsid w:val="43416045"/>
     <w:multiLevelType w:val="multilevel"/>
     <w:tmpl w:val="F1C81690"/>
@@ -8037,7 +9692,7 @@
       </w:rPr>
     </w:lvl>
   </w:abstractNum>
-  <w:abstractNum w:abstractNumId="18" w15:restartNumberingAfterBreak="0">
+  <w:abstractNum w:abstractNumId="21" w15:restartNumberingAfterBreak="0">
     <w:nsid w:val="4AC412CE"/>
     <w:multiLevelType w:val="multilevel"/>
     <w:tmpl w:val="3542B65E"/>
@@ -8186,7 +9841,156 @@
       </w:rPr>
     </w:lvl>
   </w:abstractNum>
-  <w:abstractNum w:abstractNumId="19" w15:restartNumberingAfterBreak="0">
+  <w:abstractNum w:abstractNumId="22" w15:restartNumberingAfterBreak="0">
+    <w:nsid w:val="516969A2"/>
+    <w:multiLevelType w:val="multilevel"/>
+    <w:tmpl w:val="59687EB4"/>
+    <w:lvl w:ilvl="0">
+      <w:start w:val="1"/>
+      <w:numFmt w:val="bullet"/>
+      <w:lvlText w:val=""/>
+      <w:lvlJc w:val="left"/>
+      <w:pPr>
+        <w:tabs>
+          <w:tab w:val="num" w:pos="720"/>
+        </w:tabs>
+        <w:ind w:left="720" w:hanging="360"/>
+      </w:pPr>
+      <w:rPr>
+        <w:rFonts w:ascii="Symbol" w:hAnsi="Symbol" w:hint="default"/>
+        <w:sz w:val="20"/>
+      </w:rPr>
+    </w:lvl>
+    <w:lvl w:ilvl="1" w:tentative="1">
+      <w:start w:val="1"/>
+      <w:numFmt w:val="bullet"/>
+      <w:lvlText w:val="o"/>
+      <w:lvlJc w:val="left"/>
+      <w:pPr>
+        <w:tabs>
+          <w:tab w:val="num" w:pos="1440"/>
+        </w:tabs>
+        <w:ind w:left="1440" w:hanging="360"/>
+      </w:pPr>
+      <w:rPr>
+        <w:rFonts w:ascii="Courier New" w:hAnsi="Courier New" w:hint="default"/>
+        <w:sz w:val="20"/>
+      </w:rPr>
+    </w:lvl>
+    <w:lvl w:ilvl="2" w:tentative="1">
+      <w:start w:val="1"/>
+      <w:numFmt w:val="bullet"/>
+      <w:lvlText w:val=""/>
+      <w:lvlJc w:val="left"/>
+      <w:pPr>
+        <w:tabs>
+          <w:tab w:val="num" w:pos="2160"/>
+        </w:tabs>
+        <w:ind w:left="2160" w:hanging="360"/>
+      </w:pPr>
+      <w:rPr>
+        <w:rFonts w:ascii="Wingdings" w:hAnsi="Wingdings" w:hint="default"/>
+        <w:sz w:val="20"/>
+      </w:rPr>
+    </w:lvl>
+    <w:lvl w:ilvl="3" w:tentative="1">
+      <w:start w:val="1"/>
+      <w:numFmt w:val="bullet"/>
+      <w:lvlText w:val=""/>
+      <w:lvlJc w:val="left"/>
+      <w:pPr>
+        <w:tabs>
+          <w:tab w:val="num" w:pos="2880"/>
+        </w:tabs>
+        <w:ind w:left="2880" w:hanging="360"/>
+      </w:pPr>
+      <w:rPr>
+        <w:rFonts w:ascii="Wingdings" w:hAnsi="Wingdings" w:hint="default"/>
+        <w:sz w:val="20"/>
+      </w:rPr>
+    </w:lvl>
+    <w:lvl w:ilvl="4" w:tentative="1">
+      <w:start w:val="1"/>
+      <w:numFmt w:val="bullet"/>
+      <w:lvlText w:val=""/>
+      <w:lvlJc w:val="left"/>
+      <w:pPr>
+        <w:tabs>
+          <w:tab w:val="num" w:pos="3600"/>
+        </w:tabs>
+        <w:ind w:left="3600" w:hanging="360"/>
+      </w:pPr>
+      <w:rPr>
+        <w:rFonts w:ascii="Wingdings" w:hAnsi="Wingdings" w:hint="default"/>
+        <w:sz w:val="20"/>
+      </w:rPr>
+    </w:lvl>
+    <w:lvl w:ilvl="5" w:tentative="1">
+      <w:start w:val="1"/>
+      <w:numFmt w:val="bullet"/>
+      <w:lvlText w:val=""/>
+      <w:lvlJc w:val="left"/>
+      <w:pPr>
+        <w:tabs>
+          <w:tab w:val="num" w:pos="4320"/>
+        </w:tabs>
+        <w:ind w:left="4320" w:hanging="360"/>
+      </w:pPr>
+      <w:rPr>
+        <w:rFonts w:ascii="Wingdings" w:hAnsi="Wingdings" w:hint="default"/>
+        <w:sz w:val="20"/>
+      </w:rPr>
+    </w:lvl>
+    <w:lvl w:ilvl="6" w:tentative="1">
+      <w:start w:val="1"/>
+      <w:numFmt w:val="bullet"/>
+      <w:lvlText w:val=""/>
+      <w:lvlJc w:val="left"/>
+      <w:pPr>
+        <w:tabs>
+          <w:tab w:val="num" w:pos="5040"/>
+        </w:tabs>
+        <w:ind w:left="5040" w:hanging="360"/>
+      </w:pPr>
+      <w:rPr>
+        <w:rFonts w:ascii="Wingdings" w:hAnsi="Wingdings" w:hint="default"/>
+        <w:sz w:val="20"/>
+      </w:rPr>
+    </w:lvl>
+    <w:lvl w:ilvl="7" w:tentative="1">
+      <w:start w:val="1"/>
+      <w:numFmt w:val="bullet"/>
+      <w:lvlText w:val=""/>
+      <w:lvlJc w:val="left"/>
+      <w:pPr>
+        <w:tabs>
+          <w:tab w:val="num" w:pos="5760"/>
+        </w:tabs>
+        <w:ind w:left="5760" w:hanging="360"/>
+      </w:pPr>
+      <w:rPr>
+        <w:rFonts w:ascii="Wingdings" w:hAnsi="Wingdings" w:hint="default"/>
+        <w:sz w:val="20"/>
+      </w:rPr>
+    </w:lvl>
+    <w:lvl w:ilvl="8" w:tentative="1">
+      <w:start w:val="1"/>
+      <w:numFmt w:val="bullet"/>
+      <w:lvlText w:val=""/>
+      <w:lvlJc w:val="left"/>
+      <w:pPr>
+        <w:tabs>
+          <w:tab w:val="num" w:pos="6480"/>
+        </w:tabs>
+        <w:ind w:left="6480" w:hanging="360"/>
+      </w:pPr>
+      <w:rPr>
+        <w:rFonts w:ascii="Wingdings" w:hAnsi="Wingdings" w:hint="default"/>
+        <w:sz w:val="20"/>
+      </w:rPr>
+    </w:lvl>
+  </w:abstractNum>
+  <w:abstractNum w:abstractNumId="23" w15:restartNumberingAfterBreak="0">
     <w:nsid w:val="52217EB1"/>
     <w:multiLevelType w:val="multilevel"/>
     <w:tmpl w:val="385EF372"/>
@@ -8299,7 +10103,7 @@
       </w:pPr>
     </w:lvl>
   </w:abstractNum>
-  <w:abstractNum w:abstractNumId="20" w15:restartNumberingAfterBreak="0">
+  <w:abstractNum w:abstractNumId="24" w15:restartNumberingAfterBreak="0">
     <w:nsid w:val="554D294F"/>
     <w:multiLevelType w:val="multilevel"/>
     <w:tmpl w:val="0C1A999C"/>
@@ -8448,7 +10252,7 @@
       </w:rPr>
     </w:lvl>
   </w:abstractNum>
-  <w:abstractNum w:abstractNumId="21" w15:restartNumberingAfterBreak="0">
+  <w:abstractNum w:abstractNumId="25" w15:restartNumberingAfterBreak="0">
     <w:nsid w:val="5A6B78D6"/>
     <w:multiLevelType w:val="multilevel"/>
     <w:tmpl w:val="1CC2B0F6"/>
@@ -8597,7 +10401,7 @@
       </w:rPr>
     </w:lvl>
   </w:abstractNum>
-  <w:abstractNum w:abstractNumId="22" w15:restartNumberingAfterBreak="0">
+  <w:abstractNum w:abstractNumId="26" w15:restartNumberingAfterBreak="0">
     <w:nsid w:val="5F383F5F"/>
     <w:multiLevelType w:val="multilevel"/>
     <w:tmpl w:val="9CA600B0"/>
@@ -8746,7 +10550,7 @@
       </w:rPr>
     </w:lvl>
   </w:abstractNum>
-  <w:abstractNum w:abstractNumId="23" w15:restartNumberingAfterBreak="0">
+  <w:abstractNum w:abstractNumId="27" w15:restartNumberingAfterBreak="0">
     <w:nsid w:val="71360664"/>
     <w:multiLevelType w:val="multilevel"/>
     <w:tmpl w:val="BF70E0F0"/>
@@ -8895,7 +10699,7 @@
       </w:rPr>
     </w:lvl>
   </w:abstractNum>
-  <w:abstractNum w:abstractNumId="24" w15:restartNumberingAfterBreak="0">
+  <w:abstractNum w:abstractNumId="28" w15:restartNumberingAfterBreak="0">
     <w:nsid w:val="71453517"/>
     <w:multiLevelType w:val="multilevel"/>
     <w:tmpl w:val="E62A5CEC"/>
@@ -9044,7 +10848,7 @@
       </w:rPr>
     </w:lvl>
   </w:abstractNum>
-  <w:abstractNum w:abstractNumId="25" w15:restartNumberingAfterBreak="0">
+  <w:abstractNum w:abstractNumId="29" w15:restartNumberingAfterBreak="0">
     <w:nsid w:val="72FB5EE1"/>
     <w:multiLevelType w:val="multilevel"/>
     <w:tmpl w:val="760871AE"/>
@@ -9193,7 +10997,7 @@
       </w:rPr>
     </w:lvl>
   </w:abstractNum>
-  <w:abstractNum w:abstractNumId="26" w15:restartNumberingAfterBreak="0">
+  <w:abstractNum w:abstractNumId="30" w15:restartNumberingAfterBreak="0">
     <w:nsid w:val="7902050D"/>
     <w:multiLevelType w:val="multilevel"/>
     <w:tmpl w:val="FF7E36FE"/>
@@ -9342,7 +11146,7 @@
       </w:rPr>
     </w:lvl>
   </w:abstractNum>
-  <w:abstractNum w:abstractNumId="27" w15:restartNumberingAfterBreak="0">
+  <w:abstractNum w:abstractNumId="31" w15:restartNumberingAfterBreak="0">
     <w:nsid w:val="7DBB4A5F"/>
     <w:multiLevelType w:val="hybridMultilevel"/>
     <w:tmpl w:val="A036D890"/>
@@ -9429,88 +11233,100 @@
     </w:lvl>
   </w:abstractNum>
   <w:num w:numId="1">
+    <w:abstractNumId w:val="23"/>
+  </w:num>
+  <w:num w:numId="2">
+    <w:abstractNumId w:val="30"/>
+  </w:num>
+  <w:num w:numId="3">
+    <w:abstractNumId w:val="3"/>
+  </w:num>
+  <w:num w:numId="4">
+    <w:abstractNumId w:val="17"/>
+  </w:num>
+  <w:num w:numId="5">
+    <w:abstractNumId w:val="26"/>
+  </w:num>
+  <w:num w:numId="6">
+    <w:abstractNumId w:val="25"/>
+  </w:num>
+  <w:num w:numId="7">
+    <w:abstractNumId w:val="29"/>
+  </w:num>
+  <w:num w:numId="8">
+    <w:abstractNumId w:val="20"/>
+  </w:num>
+  <w:num w:numId="9">
+    <w:abstractNumId w:val="28"/>
+  </w:num>
+  <w:num w:numId="10">
+    <w:abstractNumId w:val="6"/>
+  </w:num>
+  <w:num w:numId="11">
+    <w:abstractNumId w:val="10"/>
+  </w:num>
+  <w:num w:numId="12">
+    <w:abstractNumId w:val="21"/>
+  </w:num>
+  <w:num w:numId="13">
+    <w:abstractNumId w:val="5"/>
+  </w:num>
+  <w:num w:numId="14">
+    <w:abstractNumId w:val="24"/>
+  </w:num>
+  <w:num w:numId="15">
+    <w:abstractNumId w:val="16"/>
+  </w:num>
+  <w:num w:numId="16">
+    <w:abstractNumId w:val="27"/>
+  </w:num>
+  <w:num w:numId="17">
+    <w:abstractNumId w:val="4"/>
+  </w:num>
+  <w:num w:numId="18">
+    <w:abstractNumId w:val="1"/>
+  </w:num>
+  <w:num w:numId="19">
+    <w:abstractNumId w:val="15"/>
+  </w:num>
+  <w:num w:numId="20">
+    <w:abstractNumId w:val="11"/>
+  </w:num>
+  <w:num w:numId="21">
+    <w:abstractNumId w:val="2"/>
+  </w:num>
+  <w:num w:numId="22">
+    <w:abstractNumId w:val="9"/>
+  </w:num>
+  <w:num w:numId="23">
+    <w:abstractNumId w:val="18"/>
+  </w:num>
+  <w:num w:numId="24">
+    <w:abstractNumId w:val="12"/>
+  </w:num>
+  <w:num w:numId="25">
+    <w:abstractNumId w:val="8"/>
+  </w:num>
+  <w:num w:numId="26">
     <w:abstractNumId w:val="19"/>
   </w:num>
-  <w:num w:numId="2">
-    <w:abstractNumId w:val="26"/>
+  <w:num w:numId="27">
+    <w:abstractNumId w:val="31"/>
   </w:num>
-  <w:num w:numId="3">
-    <w:abstractNumId w:val="2"/>
+  <w:num w:numId="28">
+    <w:abstractNumId w:val="13"/>
   </w:num>
-  <w:num w:numId="4">
+  <w:num w:numId="29">
     <w:abstractNumId w:val="14"/>
   </w:num>
-  <w:num w:numId="5">
+  <w:num w:numId="30">
     <w:abstractNumId w:val="22"/>
   </w:num>
-  <w:num w:numId="6">
-    <w:abstractNumId w:val="21"/>
-  </w:num>
-  <w:num w:numId="7">
-    <w:abstractNumId w:val="25"/>
-  </w:num>
-  <w:num w:numId="8">
-    <w:abstractNumId w:val="17"/>
-  </w:num>
-  <w:num w:numId="9">
-    <w:abstractNumId w:val="24"/>
-  </w:num>
-  <w:num w:numId="10">
-    <w:abstractNumId w:val="5"/>
-  </w:num>
-  <w:num w:numId="11">
-    <w:abstractNumId w:val="8"/>
-  </w:num>
-  <w:num w:numId="12">
-    <w:abstractNumId w:val="18"/>
-  </w:num>
-  <w:num w:numId="13">
-    <w:abstractNumId w:val="4"/>
-  </w:num>
-  <w:num w:numId="14">
-    <w:abstractNumId w:val="20"/>
-  </w:num>
-  <w:num w:numId="15">
-    <w:abstractNumId w:val="13"/>
-  </w:num>
-  <w:num w:numId="16">
-    <w:abstractNumId w:val="23"/>
-  </w:num>
-  <w:num w:numId="17">
-    <w:abstractNumId w:val="3"/>
-  </w:num>
-  <w:num w:numId="18">
-    <w:abstractNumId w:val="0"/>
-  </w:num>
-  <w:num w:numId="19">
-    <w:abstractNumId w:val="12"/>
-  </w:num>
-  <w:num w:numId="20">
-    <w:abstractNumId w:val="9"/>
-  </w:num>
-  <w:num w:numId="21">
-    <w:abstractNumId w:val="1"/>
-  </w:num>
-  <w:num w:numId="22">
+  <w:num w:numId="31">
     <w:abstractNumId w:val="7"/>
   </w:num>
-  <w:num w:numId="23">
-    <w:abstractNumId w:val="15"/>
-  </w:num>
-  <w:num w:numId="24">
-    <w:abstractNumId w:val="10"/>
-  </w:num>
-  <w:num w:numId="25">
-    <w:abstractNumId w:val="6"/>
-  </w:num>
-  <w:num w:numId="26">
-    <w:abstractNumId w:val="16"/>
-  </w:num>
-  <w:num w:numId="27">
-    <w:abstractNumId w:val="27"/>
-  </w:num>
-  <w:num w:numId="28">
-    <w:abstractNumId w:val="11"/>
+  <w:num w:numId="32">
+    <w:abstractNumId w:val="0"/>
   </w:num>
 </w:numbering>
 </file>

--- a/saada doc.docx
+++ b/saada doc.docx
@@ -6,12 +6,16 @@
       <w:pPr>
         <w:rPr>
           <w:b/>
+          <w:sz w:val="40"/>
+          <w:szCs w:val="40"/>
           <w:u w:val="single"/>
         </w:rPr>
       </w:pPr>
       <w:r>
         <w:rPr>
           <w:b/>
+          <w:sz w:val="40"/>
+          <w:szCs w:val="40"/>
           <w:u w:val="single"/>
         </w:rPr>
         <w:t>Saada</w:t>
@@ -21,6 +25,229 @@
       <w:r>
         <w:t>Mistake in rushing to build a portfolio without going into what a user would want.</w:t>
       </w:r>
+    </w:p>
+    <w:p>
+      <w:pPr>
+        <w:spacing w:before="100" w:beforeAutospacing="1" w:after="100" w:afterAutospacing="1" w:line="240" w:lineRule="auto"/>
+        <w:outlineLvl w:val="2"/>
+        <w:rPr>
+          <w:rFonts w:ascii="Times New Roman" w:eastAsia="Times New Roman" w:hAnsi="Times New Roman" w:cs="Times New Roman"/>
+          <w:b/>
+          <w:bCs/>
+          <w:sz w:val="27"/>
+          <w:szCs w:val="27"/>
+        </w:rPr>
+      </w:pPr>
+      <w:r>
+        <w:rPr>
+          <w:rFonts w:ascii="Times New Roman" w:eastAsia="Times New Roman" w:hAnsi="Times New Roman" w:cs="Times New Roman"/>
+          <w:b/>
+          <w:bCs/>
+          <w:sz w:val="27"/>
+          <w:szCs w:val="27"/>
+        </w:rPr>
+        <w:t>MV</w:t>
+      </w:r>
+      <w:r>
+        <w:rPr>
+          <w:rFonts w:ascii="Times New Roman" w:eastAsia="Times New Roman" w:hAnsi="Times New Roman" w:cs="Times New Roman"/>
+          <w:b/>
+          <w:bCs/>
+          <w:sz w:val="27"/>
+          <w:szCs w:val="27"/>
+        </w:rPr>
+        <w:t xml:space="preserve">P features </w:t>
+      </w:r>
+    </w:p>
+    <w:p>
+      <w:pPr>
+        <w:pStyle w:val="ListParagraph"/>
+        <w:numPr>
+          <w:ilvl w:val="0"/>
+          <w:numId w:val="28"/>
+        </w:numPr>
+        <w:spacing w:before="100" w:beforeAutospacing="1" w:after="100" w:afterAutospacing="1" w:line="240" w:lineRule="auto"/>
+        <w:rPr>
+          <w:rFonts w:ascii="Times New Roman" w:eastAsia="Times New Roman" w:hAnsi="Times New Roman" w:cs="Times New Roman"/>
+          <w:sz w:val="24"/>
+          <w:szCs w:val="24"/>
+        </w:rPr>
+      </w:pPr>
+      <w:r>
+        <w:rPr>
+          <w:rFonts w:ascii="Times New Roman" w:eastAsia="Times New Roman" w:hAnsi="Times New Roman" w:cs="Times New Roman"/>
+          <w:sz w:val="24"/>
+          <w:szCs w:val="24"/>
+        </w:rPr>
+        <w:t>User authentication</w:t>
+      </w:r>
+    </w:p>
+    <w:p>
+      <w:pPr>
+        <w:pStyle w:val="ListParagraph"/>
+        <w:numPr>
+          <w:ilvl w:val="0"/>
+          <w:numId w:val="28"/>
+        </w:numPr>
+        <w:spacing w:before="100" w:beforeAutospacing="1" w:after="100" w:afterAutospacing="1" w:line="240" w:lineRule="auto"/>
+        <w:rPr>
+          <w:rFonts w:ascii="Times New Roman" w:eastAsia="Times New Roman" w:hAnsi="Times New Roman" w:cs="Times New Roman"/>
+          <w:sz w:val="24"/>
+          <w:szCs w:val="24"/>
+        </w:rPr>
+      </w:pPr>
+      <w:r>
+        <w:rPr>
+          <w:rFonts w:ascii="Times New Roman" w:eastAsia="Times New Roman" w:hAnsi="Times New Roman" w:cs="Times New Roman"/>
+          <w:sz w:val="24"/>
+          <w:szCs w:val="24"/>
+        </w:rPr>
+        <w:t>Post an errand</w:t>
+      </w:r>
+    </w:p>
+    <w:p>
+      <w:pPr>
+        <w:pStyle w:val="ListParagraph"/>
+        <w:numPr>
+          <w:ilvl w:val="0"/>
+          <w:numId w:val="28"/>
+        </w:numPr>
+        <w:spacing w:before="100" w:beforeAutospacing="1" w:after="100" w:afterAutospacing="1" w:line="240" w:lineRule="auto"/>
+        <w:rPr>
+          <w:rFonts w:ascii="Times New Roman" w:eastAsia="Times New Roman" w:hAnsi="Times New Roman" w:cs="Times New Roman"/>
+          <w:sz w:val="24"/>
+          <w:szCs w:val="24"/>
+        </w:rPr>
+      </w:pPr>
+      <w:r>
+        <w:rPr>
+          <w:rFonts w:ascii="Times New Roman" w:eastAsia="Times New Roman" w:hAnsi="Times New Roman" w:cs="Times New Roman"/>
+          <w:sz w:val="24"/>
+          <w:szCs w:val="24"/>
+        </w:rPr>
+        <w:t>View available errands</w:t>
+      </w:r>
+    </w:p>
+    <w:p>
+      <w:pPr>
+        <w:pStyle w:val="ListParagraph"/>
+        <w:numPr>
+          <w:ilvl w:val="0"/>
+          <w:numId w:val="28"/>
+        </w:numPr>
+        <w:spacing w:before="100" w:beforeAutospacing="1" w:after="100" w:afterAutospacing="1" w:line="240" w:lineRule="auto"/>
+        <w:rPr>
+          <w:rFonts w:ascii="Times New Roman" w:eastAsia="Times New Roman" w:hAnsi="Times New Roman" w:cs="Times New Roman"/>
+          <w:sz w:val="24"/>
+          <w:szCs w:val="24"/>
+        </w:rPr>
+      </w:pPr>
+      <w:r>
+        <w:rPr>
+          <w:rFonts w:ascii="Times New Roman" w:eastAsia="Times New Roman" w:hAnsi="Times New Roman" w:cs="Times New Roman"/>
+          <w:sz w:val="24"/>
+          <w:szCs w:val="24"/>
+        </w:rPr>
+        <w:t xml:space="preserve"> Claim an errand</w:t>
+      </w:r>
+    </w:p>
+    <w:p>
+      <w:pPr>
+        <w:pStyle w:val="ListParagraph"/>
+        <w:numPr>
+          <w:ilvl w:val="0"/>
+          <w:numId w:val="28"/>
+        </w:numPr>
+        <w:spacing w:before="100" w:beforeAutospacing="1" w:after="100" w:afterAutospacing="1" w:line="240" w:lineRule="auto"/>
+        <w:rPr>
+          <w:rFonts w:ascii="Times New Roman" w:eastAsia="Times New Roman" w:hAnsi="Times New Roman" w:cs="Times New Roman"/>
+          <w:sz w:val="24"/>
+          <w:szCs w:val="24"/>
+        </w:rPr>
+      </w:pPr>
+      <w:r>
+        <w:rPr>
+          <w:rFonts w:ascii="Times New Roman" w:eastAsia="Times New Roman" w:hAnsi="Times New Roman" w:cs="Times New Roman"/>
+          <w:sz w:val="24"/>
+          <w:szCs w:val="24"/>
+        </w:rPr>
+        <w:t xml:space="preserve"> Mark errand as completed</w:t>
+      </w:r>
+      <w:bookmarkStart w:id="0" w:name="_GoBack"/>
+      <w:bookmarkEnd w:id="0"/>
+    </w:p>
+    <w:p>
+      <w:pPr>
+        <w:pStyle w:val="ListParagraph"/>
+        <w:numPr>
+          <w:ilvl w:val="0"/>
+          <w:numId w:val="28"/>
+        </w:numPr>
+        <w:spacing w:before="100" w:beforeAutospacing="1" w:after="100" w:afterAutospacing="1" w:line="240" w:lineRule="auto"/>
+        <w:rPr>
+          <w:rFonts w:ascii="Times New Roman" w:eastAsia="Times New Roman" w:hAnsi="Times New Roman" w:cs="Times New Roman"/>
+          <w:sz w:val="24"/>
+          <w:szCs w:val="24"/>
+        </w:rPr>
+      </w:pPr>
+      <w:r>
+        <w:rPr>
+          <w:rFonts w:ascii="Times New Roman" w:eastAsia="Times New Roman" w:hAnsi="Times New Roman" w:cs="Times New Roman"/>
+          <w:sz w:val="24"/>
+          <w:szCs w:val="24"/>
+        </w:rPr>
+        <w:t>Basic user profiles</w:t>
+      </w:r>
+    </w:p>
+    <w:p>
+      <w:pPr>
+        <w:pStyle w:val="ListParagraph"/>
+        <w:numPr>
+          <w:ilvl w:val="0"/>
+          <w:numId w:val="28"/>
+        </w:numPr>
+        <w:spacing w:before="100" w:beforeAutospacing="1" w:after="100" w:afterAutospacing="1" w:line="240" w:lineRule="auto"/>
+        <w:rPr>
+          <w:rFonts w:ascii="Times New Roman" w:eastAsia="Times New Roman" w:hAnsi="Times New Roman" w:cs="Times New Roman"/>
+          <w:sz w:val="24"/>
+          <w:szCs w:val="24"/>
+        </w:rPr>
+      </w:pPr>
+      <w:r>
+        <w:rPr>
+          <w:rFonts w:ascii="Times New Roman" w:eastAsia="Times New Roman" w:hAnsi="Times New Roman" w:cs="Times New Roman"/>
+          <w:sz w:val="24"/>
+          <w:szCs w:val="24"/>
+        </w:rPr>
+        <w:t>Trust signals (v</w:t>
+      </w:r>
+      <w:r>
+        <w:rPr>
+          <w:rFonts w:ascii="Times New Roman" w:eastAsia="Times New Roman" w:hAnsi="Times New Roman" w:cs="Times New Roman"/>
+          <w:sz w:val="24"/>
+          <w:szCs w:val="24"/>
+        </w:rPr>
+        <w:t>erification badge, ratings</w:t>
+      </w:r>
+      <w:r>
+        <w:rPr>
+          <w:rFonts w:ascii="Times New Roman" w:eastAsia="Times New Roman" w:hAnsi="Times New Roman" w:cs="Times New Roman"/>
+          <w:sz w:val="24"/>
+          <w:szCs w:val="24"/>
+        </w:rPr>
+        <w:t>)</w:t>
+      </w:r>
+    </w:p>
+    <w:p>
+      <w:pPr>
+        <w:pStyle w:val="ListParagraph"/>
+        <w:spacing w:before="100" w:beforeAutospacing="1" w:after="100" w:afterAutospacing="1" w:line="240" w:lineRule="auto"/>
+        <w:rPr>
+          <w:rFonts w:ascii="Times New Roman" w:eastAsia="Times New Roman" w:hAnsi="Times New Roman" w:cs="Times New Roman"/>
+          <w:sz w:val="24"/>
+          <w:szCs w:val="24"/>
+        </w:rPr>
+      </w:pPr>
     </w:p>
     <w:p>
       <w:pPr>
@@ -141,227 +368,6 @@
         </w:rPr>
         <w:t>Admin</w:t>
       </w:r>
-    </w:p>
-    <w:p>
-      <w:pPr>
-        <w:spacing w:before="100" w:beforeAutospacing="1" w:after="100" w:afterAutospacing="1" w:line="240" w:lineRule="auto"/>
-        <w:outlineLvl w:val="2"/>
-        <w:rPr>
-          <w:rFonts w:ascii="Times New Roman" w:eastAsia="Times New Roman" w:hAnsi="Times New Roman" w:cs="Times New Roman"/>
-          <w:b/>
-          <w:bCs/>
-          <w:sz w:val="27"/>
-          <w:szCs w:val="27"/>
-        </w:rPr>
-      </w:pPr>
-      <w:r>
-        <w:rPr>
-          <w:rFonts w:ascii="Times New Roman" w:eastAsia="Times New Roman" w:hAnsi="Times New Roman" w:cs="Times New Roman"/>
-          <w:b/>
-          <w:bCs/>
-          <w:sz w:val="27"/>
-          <w:szCs w:val="27"/>
-        </w:rPr>
-        <w:t>MV</w:t>
-      </w:r>
-      <w:r>
-        <w:rPr>
-          <w:rFonts w:ascii="Times New Roman" w:eastAsia="Times New Roman" w:hAnsi="Times New Roman" w:cs="Times New Roman"/>
-          <w:b/>
-          <w:bCs/>
-          <w:sz w:val="27"/>
-          <w:szCs w:val="27"/>
-        </w:rPr>
-        <w:t xml:space="preserve">P features </w:t>
-      </w:r>
-    </w:p>
-    <w:p>
-      <w:pPr>
-        <w:pStyle w:val="ListParagraph"/>
-        <w:numPr>
-          <w:ilvl w:val="0"/>
-          <w:numId w:val="28"/>
-        </w:numPr>
-        <w:spacing w:before="100" w:beforeAutospacing="1" w:after="100" w:afterAutospacing="1" w:line="240" w:lineRule="auto"/>
-        <w:rPr>
-          <w:rFonts w:ascii="Times New Roman" w:eastAsia="Times New Roman" w:hAnsi="Times New Roman" w:cs="Times New Roman"/>
-          <w:sz w:val="24"/>
-          <w:szCs w:val="24"/>
-        </w:rPr>
-      </w:pPr>
-      <w:r>
-        <w:rPr>
-          <w:rFonts w:ascii="Times New Roman" w:eastAsia="Times New Roman" w:hAnsi="Times New Roman" w:cs="Times New Roman"/>
-          <w:sz w:val="24"/>
-          <w:szCs w:val="24"/>
-        </w:rPr>
-        <w:t>User authentication</w:t>
-      </w:r>
-    </w:p>
-    <w:p>
-      <w:pPr>
-        <w:pStyle w:val="ListParagraph"/>
-        <w:numPr>
-          <w:ilvl w:val="0"/>
-          <w:numId w:val="28"/>
-        </w:numPr>
-        <w:spacing w:before="100" w:beforeAutospacing="1" w:after="100" w:afterAutospacing="1" w:line="240" w:lineRule="auto"/>
-        <w:rPr>
-          <w:rFonts w:ascii="Times New Roman" w:eastAsia="Times New Roman" w:hAnsi="Times New Roman" w:cs="Times New Roman"/>
-          <w:sz w:val="24"/>
-          <w:szCs w:val="24"/>
-        </w:rPr>
-      </w:pPr>
-      <w:r>
-        <w:rPr>
-          <w:rFonts w:ascii="Times New Roman" w:eastAsia="Times New Roman" w:hAnsi="Times New Roman" w:cs="Times New Roman"/>
-          <w:sz w:val="24"/>
-          <w:szCs w:val="24"/>
-        </w:rPr>
-        <w:t>Post an errand</w:t>
-      </w:r>
-    </w:p>
-    <w:p>
-      <w:pPr>
-        <w:pStyle w:val="ListParagraph"/>
-        <w:numPr>
-          <w:ilvl w:val="0"/>
-          <w:numId w:val="28"/>
-        </w:numPr>
-        <w:spacing w:before="100" w:beforeAutospacing="1" w:after="100" w:afterAutospacing="1" w:line="240" w:lineRule="auto"/>
-        <w:rPr>
-          <w:rFonts w:ascii="Times New Roman" w:eastAsia="Times New Roman" w:hAnsi="Times New Roman" w:cs="Times New Roman"/>
-          <w:sz w:val="24"/>
-          <w:szCs w:val="24"/>
-        </w:rPr>
-      </w:pPr>
-      <w:r>
-        <w:rPr>
-          <w:rFonts w:ascii="Times New Roman" w:eastAsia="Times New Roman" w:hAnsi="Times New Roman" w:cs="Times New Roman"/>
-          <w:sz w:val="24"/>
-          <w:szCs w:val="24"/>
-        </w:rPr>
-        <w:t>View available errands</w:t>
-      </w:r>
-    </w:p>
-    <w:p>
-      <w:pPr>
-        <w:pStyle w:val="ListParagraph"/>
-        <w:numPr>
-          <w:ilvl w:val="0"/>
-          <w:numId w:val="28"/>
-        </w:numPr>
-        <w:spacing w:before="100" w:beforeAutospacing="1" w:after="100" w:afterAutospacing="1" w:line="240" w:lineRule="auto"/>
-        <w:rPr>
-          <w:rFonts w:ascii="Times New Roman" w:eastAsia="Times New Roman" w:hAnsi="Times New Roman" w:cs="Times New Roman"/>
-          <w:sz w:val="24"/>
-          <w:szCs w:val="24"/>
-        </w:rPr>
-      </w:pPr>
-      <w:r>
-        <w:rPr>
-          <w:rFonts w:ascii="Times New Roman" w:eastAsia="Times New Roman" w:hAnsi="Times New Roman" w:cs="Times New Roman"/>
-          <w:sz w:val="24"/>
-          <w:szCs w:val="24"/>
-        </w:rPr>
-        <w:t xml:space="preserve"> Claim an errand</w:t>
-      </w:r>
-    </w:p>
-    <w:p>
-      <w:pPr>
-        <w:pStyle w:val="ListParagraph"/>
-        <w:numPr>
-          <w:ilvl w:val="0"/>
-          <w:numId w:val="28"/>
-        </w:numPr>
-        <w:spacing w:before="100" w:beforeAutospacing="1" w:after="100" w:afterAutospacing="1" w:line="240" w:lineRule="auto"/>
-        <w:rPr>
-          <w:rFonts w:ascii="Times New Roman" w:eastAsia="Times New Roman" w:hAnsi="Times New Roman" w:cs="Times New Roman"/>
-          <w:sz w:val="24"/>
-          <w:szCs w:val="24"/>
-        </w:rPr>
-      </w:pPr>
-      <w:r>
-        <w:rPr>
-          <w:rFonts w:ascii="Times New Roman" w:eastAsia="Times New Roman" w:hAnsi="Times New Roman" w:cs="Times New Roman"/>
-          <w:sz w:val="24"/>
-          <w:szCs w:val="24"/>
-        </w:rPr>
-        <w:t xml:space="preserve"> Mark errand as completed</w:t>
-      </w:r>
-    </w:p>
-    <w:p>
-      <w:pPr>
-        <w:pStyle w:val="ListParagraph"/>
-        <w:numPr>
-          <w:ilvl w:val="0"/>
-          <w:numId w:val="28"/>
-        </w:numPr>
-        <w:spacing w:before="100" w:beforeAutospacing="1" w:after="100" w:afterAutospacing="1" w:line="240" w:lineRule="auto"/>
-        <w:rPr>
-          <w:rFonts w:ascii="Times New Roman" w:eastAsia="Times New Roman" w:hAnsi="Times New Roman" w:cs="Times New Roman"/>
-          <w:sz w:val="24"/>
-          <w:szCs w:val="24"/>
-        </w:rPr>
-      </w:pPr>
-      <w:r>
-        <w:rPr>
-          <w:rFonts w:ascii="Times New Roman" w:eastAsia="Times New Roman" w:hAnsi="Times New Roman" w:cs="Times New Roman"/>
-          <w:sz w:val="24"/>
-          <w:szCs w:val="24"/>
-        </w:rPr>
-        <w:t>Basic user profiles</w:t>
-      </w:r>
-    </w:p>
-    <w:p>
-      <w:pPr>
-        <w:pStyle w:val="ListParagraph"/>
-        <w:numPr>
-          <w:ilvl w:val="0"/>
-          <w:numId w:val="28"/>
-        </w:numPr>
-        <w:spacing w:before="100" w:beforeAutospacing="1" w:after="100" w:afterAutospacing="1" w:line="240" w:lineRule="auto"/>
-        <w:rPr>
-          <w:rFonts w:ascii="Times New Roman" w:eastAsia="Times New Roman" w:hAnsi="Times New Roman" w:cs="Times New Roman"/>
-          <w:sz w:val="24"/>
-          <w:szCs w:val="24"/>
-        </w:rPr>
-      </w:pPr>
-      <w:r>
-        <w:rPr>
-          <w:rFonts w:ascii="Times New Roman" w:eastAsia="Times New Roman" w:hAnsi="Times New Roman" w:cs="Times New Roman"/>
-          <w:sz w:val="24"/>
-          <w:szCs w:val="24"/>
-        </w:rPr>
-        <w:t>Trust signals (v</w:t>
-      </w:r>
-      <w:r>
-        <w:rPr>
-          <w:rFonts w:ascii="Times New Roman" w:eastAsia="Times New Roman" w:hAnsi="Times New Roman" w:cs="Times New Roman"/>
-          <w:sz w:val="24"/>
-          <w:szCs w:val="24"/>
-        </w:rPr>
-        <w:t>erification badge, ratings</w:t>
-      </w:r>
-      <w:r>
-        <w:rPr>
-          <w:rFonts w:ascii="Times New Roman" w:eastAsia="Times New Roman" w:hAnsi="Times New Roman" w:cs="Times New Roman"/>
-          <w:sz w:val="24"/>
-          <w:szCs w:val="24"/>
-        </w:rPr>
-        <w:t>)</w:t>
-      </w:r>
-    </w:p>
-    <w:p>
-      <w:pPr>
-        <w:pStyle w:val="ListParagraph"/>
-        <w:spacing w:before="100" w:beforeAutospacing="1" w:after="100" w:afterAutospacing="1" w:line="240" w:lineRule="auto"/>
-        <w:rPr>
-          <w:rFonts w:ascii="Times New Roman" w:eastAsia="Times New Roman" w:hAnsi="Times New Roman" w:cs="Times New Roman"/>
-          <w:sz w:val="24"/>
-          <w:szCs w:val="24"/>
-        </w:rPr>
-      </w:pPr>
     </w:p>
     <w:p>
       <w:pPr>
@@ -875,6 +881,7 @@
           <w:sz w:val="20"/>
           <w:szCs w:val="20"/>
         </w:rPr>
+        <w:lastRenderedPageBreak/>
         <w:t xml:space="preserve">  email</w:t>
       </w:r>
     </w:p>
@@ -911,7 +918,6 @@
           <w:sz w:val="20"/>
           <w:szCs w:val="20"/>
         </w:rPr>
-        <w:lastRenderedPageBreak/>
         <w:t xml:space="preserve">  role: "poster" | "helper"</w:t>
       </w:r>
     </w:p>
@@ -6677,10 +6683,7 @@
         <w:t>This is a very strong project direction.</w:t>
       </w:r>
     </w:p>
-    <w:p>
-      <w:bookmarkStart w:id="0" w:name="_GoBack"/>
-      <w:bookmarkEnd w:id="0"/>
-    </w:p>
+    <w:p/>
     <w:p/>
     <w:sectPr>
       <w:pgSz w:w="12240" w:h="15840"/>
